--- a/TravelGuide_PRD.docx
+++ b/TravelGuide_PRD.docx
@@ -1,6 +1,6 @@
 
 <file path=word/document.xml><?xml version="1.0" encoding="utf-8"?>
-<w:document xmlns:wpc="http://schemas.microsoft.com/office/word/2010/wordprocessingCanvas" xmlns:cx="http://schemas.microsoft.com/office/drawing/2014/chartex" xmlns:mc="http://schemas.openxmlformats.org/markup-compatibility/2006" xmlns:o="urn:schemas-microsoft-com:office:office" xmlns:r="http://schemas.openxmlformats.org/officeDocument/2006/relationships" xmlns:m="http://schemas.openxmlformats.org/officeDocument/2006/math" xmlns:v="urn:schemas-microsoft-com:vml" xmlns:wp14="http://schemas.microsoft.com/office/word/2010/wordprocessingDrawing" xmlns:wp="http://schemas.openxmlformats.org/drawingml/2006/wordprocessingDrawing" xmlns:w10="urn:schemas-microsoft-com:office:word" xmlns:w="http://schemas.openxmlformats.org/wordprocessingml/2006/main" xmlns:w14="http://schemas.microsoft.com/office/word/2010/wordml" xmlns:w15="http://schemas.microsoft.com/office/word/2012/wordml" xmlns:w16se="http://schemas.microsoft.com/office/word/2015/wordml/symex" xmlns:wpg="http://schemas.microsoft.com/office/word/2010/wordprocessingGroup" xmlns:wpi="http://schemas.microsoft.com/office/word/2010/wordprocessingInk" xmlns:wne="http://schemas.microsoft.com/office/word/2006/wordml" xmlns:wps="http://schemas.microsoft.com/office/word/2010/wordprocessingShape" mc:Ignorable="w14 w15 w16se wp14">
+<w:document xmlns:wpc="http://schemas.microsoft.com/office/word/2010/wordprocessingCanvas" xmlns:cx="http://schemas.microsoft.com/office/drawing/2014/chartex" xmlns:cx1="http://schemas.microsoft.com/office/drawing/2015/9/8/chartex" xmlns:cx2="http://schemas.microsoft.com/office/drawing/2015/10/21/chartex" xmlns:cx3="http://schemas.microsoft.com/office/drawing/2016/5/9/chartex" xmlns:cx4="http://schemas.microsoft.com/office/drawing/2016/5/10/chartex" xmlns:cx5="http://schemas.microsoft.com/office/drawing/2016/5/11/chartex" xmlns:cx6="http://schemas.microsoft.com/office/drawing/2016/5/12/chartex" xmlns:cx7="http://schemas.microsoft.com/office/drawing/2016/5/13/chartex" xmlns:cx8="http://schemas.microsoft.com/office/drawing/2016/5/14/chartex" xmlns:mc="http://schemas.openxmlformats.org/markup-compatibility/2006" xmlns:aink="http://schemas.microsoft.com/office/drawing/2016/ink" xmlns:am3d="http://schemas.microsoft.com/office/drawing/2017/model3d" xmlns:o="urn:schemas-microsoft-com:office:office" xmlns:oel="http://schemas.microsoft.com/office/2019/extlst" xmlns:r="http://schemas.openxmlformats.org/officeDocument/2006/relationships" xmlns:m="http://schemas.openxmlformats.org/officeDocument/2006/math" xmlns:v="urn:schemas-microsoft-com:vml" xmlns:wp14="http://schemas.microsoft.com/office/word/2010/wordprocessingDrawing" xmlns:wp="http://schemas.openxmlformats.org/drawingml/2006/wordprocessingDrawing" xmlns:w10="urn:schemas-microsoft-com:office:word" xmlns:w="http://schemas.openxmlformats.org/wordprocessingml/2006/main" xmlns:w14="http://schemas.microsoft.com/office/word/2010/wordml" xmlns:w15="http://schemas.microsoft.com/office/word/2012/wordml" xmlns:w16cex="http://schemas.microsoft.com/office/word/2018/wordml/cex" xmlns:w16cid="http://schemas.microsoft.com/office/word/2016/wordml/cid" xmlns:w16="http://schemas.microsoft.com/office/word/2018/wordml" xmlns:w16du="http://schemas.microsoft.com/office/word/2023/wordml/word16du" xmlns:w16sdtdh="http://schemas.microsoft.com/office/word/2020/wordml/sdtdatahash" xmlns:w16sdtfl="http://schemas.microsoft.com/office/word/2024/wordml/sdtformatlock" xmlns:w16se="http://schemas.microsoft.com/office/word/2015/wordml/symex" xmlns:wpg="http://schemas.microsoft.com/office/word/2010/wordprocessingGroup" xmlns:wpi="http://schemas.microsoft.com/office/word/2010/wordprocessingInk" xmlns:wne="http://schemas.microsoft.com/office/word/2006/wordml" xmlns:wps="http://schemas.microsoft.com/office/word/2010/wordprocessingShape" mc:Ignorable="w14 w15 w16se w16cid w16 w16cex w16sdtdh w16sdtfl w16du wp14">
   <w:body>
     <w:p>
       <w:pPr>
@@ -1590,20 +1590,8 @@
           <w:szCs w:val="26"/>
           <w:lang w:eastAsia="vi-VN"/>
         </w:rPr>
-        <w:t>extra_</w:t>
-      </w:r>
-      <w:proofErr w:type="gramStart"/>
-      <w:r>
-        <w:rPr>
-          <w:rFonts w:ascii="Times New Roman" w:eastAsia="Arial" w:hAnsi="Times New Roman" w:cs="Times New Roman"/>
-          <w:bCs/>
-          <w:sz w:val="26"/>
-          <w:szCs w:val="26"/>
-          <w:lang w:eastAsia="vi-VN"/>
-        </w:rPr>
-        <w:t>places.json</w:t>
-      </w:r>
-      <w:proofErr w:type="gramEnd"/>
+        <w:t>extra_places.json</w:t>
+      </w:r>
       <w:r>
         <w:rPr>
           <w:rFonts w:ascii="Times New Roman" w:eastAsia="Arial" w:hAnsi="Times New Roman" w:cs="Times New Roman"/>
@@ -2619,27 +2607,7 @@
           <w:szCs w:val="26"/>
           <w:lang w:eastAsia="vi-VN"/>
         </w:rPr>
-        <w:t>Định dạng kiểu tg-</w:t>
-      </w:r>
-      <w:proofErr w:type="gramStart"/>
-      <w:r>
-        <w:rPr>
-          <w:rFonts w:ascii="Times New Roman" w:eastAsia="Arial" w:hAnsi="Times New Roman" w:cs="Times New Roman"/>
-          <w:sz w:val="26"/>
-          <w:szCs w:val="26"/>
-          <w:lang w:eastAsia="vi-VN"/>
-        </w:rPr>
-        <w:t>premium:...</w:t>
-      </w:r>
-      <w:proofErr w:type="gramEnd"/>
-      <w:r>
-        <w:rPr>
-          <w:rFonts w:ascii="Times New Roman" w:eastAsia="Arial" w:hAnsi="Times New Roman" w:cs="Times New Roman"/>
-          <w:sz w:val="26"/>
-          <w:szCs w:val="26"/>
-          <w:lang w:eastAsia="vi-VN"/>
-        </w:rPr>
-        <w:t xml:space="preserve"> hoặc URL có tham số tg_premium / premium_code.</w:t>
+        <w:t>Định dạng kiểu tg-premium:... hoặc URL có tham số tg_premium / premium_code.</w:t>
       </w:r>
     </w:p>
     <w:p>
@@ -3617,27 +3585,7 @@
           <w:szCs w:val="26"/>
           <w:lang w:eastAsia="vi-VN"/>
         </w:rPr>
-        <w:t xml:space="preserve">Sửa → chuyển sang </w:t>
-      </w:r>
-      <w:proofErr w:type="gramStart"/>
-      <w:r>
-        <w:rPr>
-          <w:rFonts w:ascii="Times New Roman" w:eastAsia="Arial" w:hAnsi="Times New Roman" w:cs="Times New Roman"/>
-          <w:sz w:val="26"/>
-          <w:szCs w:val="26"/>
-          <w:lang w:eastAsia="vi-VN"/>
-        </w:rPr>
-        <w:t>poi-create.html?id</w:t>
-      </w:r>
-      <w:proofErr w:type="gramEnd"/>
-      <w:r>
-        <w:rPr>
-          <w:rFonts w:ascii="Times New Roman" w:eastAsia="Arial" w:hAnsi="Times New Roman" w:cs="Times New Roman"/>
-          <w:sz w:val="26"/>
-          <w:szCs w:val="26"/>
-          <w:lang w:eastAsia="vi-VN"/>
-        </w:rPr>
-        <w:t>=... (form riêng).</w:t>
+        <w:t>Sửa → chuyển sang poi-create.html?id=... (form riêng).</w:t>
       </w:r>
     </w:p>
     <w:p>
@@ -3750,27 +3698,7 @@
           <w:szCs w:val="26"/>
           <w:lang w:eastAsia="vi-VN"/>
         </w:rPr>
-        <w:t>Xuất JSON — nút chỉ admin: GET /api/export/extra_places.json → tải file extra_</w:t>
-      </w:r>
-      <w:proofErr w:type="gramStart"/>
-      <w:r>
-        <w:rPr>
-          <w:rFonts w:ascii="Times New Roman" w:eastAsia="Arial" w:hAnsi="Times New Roman" w:cs="Times New Roman"/>
-          <w:sz w:val="26"/>
-          <w:szCs w:val="26"/>
-          <w:lang w:eastAsia="vi-VN"/>
-        </w:rPr>
-        <w:t>places.json</w:t>
-      </w:r>
-      <w:proofErr w:type="gramEnd"/>
-      <w:r>
-        <w:rPr>
-          <w:rFonts w:ascii="Times New Roman" w:eastAsia="Arial" w:hAnsi="Times New Roman" w:cs="Times New Roman"/>
-          <w:sz w:val="26"/>
-          <w:szCs w:val="26"/>
-          <w:lang w:eastAsia="vi-VN"/>
-        </w:rPr>
-        <w:t xml:space="preserve"> (dùng cho app/API public).</w:t>
+        <w:t>Xuất JSON — nút chỉ admin: GET /api/export/extra_places.json → tải file extra_places.json (dùng cho app/API public).</w:t>
       </w:r>
     </w:p>
     <w:p>
@@ -4365,12 +4293,6 @@
         <w:gridCol w:w="7124"/>
       </w:tblGrid>
       <w:tr>
-        <w:tblPrEx>
-          <w:tblCellMar>
-            <w:top w:w="0" w:type="dxa"/>
-            <w:bottom w:w="0" w:type="dxa"/>
-          </w:tblCellMar>
-        </w:tblPrEx>
         <w:tc>
           <w:tcPr>
             <w:tcW w:w="1435" w:type="dxa"/>
@@ -4454,12 +4376,6 @@
         </w:tc>
       </w:tr>
       <w:tr>
-        <w:tblPrEx>
-          <w:tblCellMar>
-            <w:top w:w="0" w:type="dxa"/>
-            <w:bottom w:w="0" w:type="dxa"/>
-          </w:tblCellMar>
-        </w:tblPrEx>
         <w:tc>
           <w:tcPr>
             <w:tcW w:w="1435" w:type="dxa"/>
@@ -4536,12 +4452,6 @@
         </w:tc>
       </w:tr>
       <w:tr>
-        <w:tblPrEx>
-          <w:tblCellMar>
-            <w:top w:w="0" w:type="dxa"/>
-            <w:bottom w:w="0" w:type="dxa"/>
-          </w:tblCellMar>
-        </w:tblPrEx>
         <w:tc>
           <w:tcPr>
             <w:tcW w:w="1435" w:type="dxa"/>
@@ -4618,12 +4528,6 @@
         </w:tc>
       </w:tr>
       <w:tr>
-        <w:tblPrEx>
-          <w:tblCellMar>
-            <w:top w:w="0" w:type="dxa"/>
-            <w:bottom w:w="0" w:type="dxa"/>
-          </w:tblCellMar>
-        </w:tblPrEx>
         <w:tc>
           <w:tcPr>
             <w:tcW w:w="1435" w:type="dxa"/>
@@ -4700,12 +4604,6 @@
         </w:tc>
       </w:tr>
       <w:tr>
-        <w:tblPrEx>
-          <w:tblCellMar>
-            <w:top w:w="0" w:type="dxa"/>
-            <w:bottom w:w="0" w:type="dxa"/>
-          </w:tblCellMar>
-        </w:tblPrEx>
         <w:tc>
           <w:tcPr>
             <w:tcW w:w="1435" w:type="dxa"/>
@@ -4782,12 +4680,6 @@
         </w:tc>
       </w:tr>
       <w:tr>
-        <w:tblPrEx>
-          <w:tblCellMar>
-            <w:top w:w="0" w:type="dxa"/>
-            <w:bottom w:w="0" w:type="dxa"/>
-          </w:tblCellMar>
-        </w:tblPrEx>
         <w:tc>
           <w:tcPr>
             <w:tcW w:w="1435" w:type="dxa"/>
@@ -4949,7 +4841,7 @@
           <w:szCs w:val="26"/>
         </w:rPr>
         <w:drawing>
-          <wp:inline distT="0" distB="0" distL="0" distR="0">
+          <wp:inline distT="0" distB="0" distL="0" distR="0" wp14:anchorId="48C39F30" wp14:editId="13BEE32F">
             <wp:extent cx="5943600" cy="1945005"/>
             <wp:effectExtent l="0" t="0" r="0" b="0"/>
             <wp:docPr id="2" name="Picture 2"/>
@@ -5047,7 +4939,7 @@
         </w:rPr>
         <w:lastRenderedPageBreak/>
         <w:drawing>
-          <wp:inline distT="0" distB="0" distL="0" distR="0">
+          <wp:inline distT="0" distB="0" distL="0" distR="0" wp14:anchorId="1D1E4763" wp14:editId="2DA5551E">
             <wp:extent cx="5943600" cy="3660775"/>
             <wp:effectExtent l="0" t="0" r="0" b="0"/>
             <wp:docPr id="3" name="Picture 3"/>
@@ -5138,7 +5030,7 @@
           <w:szCs w:val="26"/>
         </w:rPr>
         <w:drawing>
-          <wp:inline distT="0" distB="0" distL="0" distR="0">
+          <wp:inline distT="0" distB="0" distL="0" distR="0" wp14:anchorId="3ABF238F" wp14:editId="51C3FF9D">
             <wp:extent cx="5943600" cy="3079750"/>
             <wp:effectExtent l="0" t="0" r="0" b="6350"/>
             <wp:docPr id="4" name="Picture 4"/>
@@ -5295,10 +5187,10 @@
         </w:rPr>
         <w:lastRenderedPageBreak/>
         <w:drawing>
-          <wp:inline distT="0" distB="0" distL="0" distR="0">
-            <wp:extent cx="5943600" cy="1798955"/>
+          <wp:inline distT="0" distB="0" distL="0" distR="0" wp14:anchorId="4E641A1C" wp14:editId="1E91E7A2">
+            <wp:extent cx="5943600" cy="2009140"/>
             <wp:effectExtent l="0" t="0" r="0" b="0"/>
-            <wp:docPr id="5" name="Picture 5"/>
+            <wp:docPr id="1749484952" name="Picture 1"/>
             <wp:cNvGraphicFramePr>
               <a:graphicFrameLocks xmlns:a="http://schemas.openxmlformats.org/drawingml/2006/main" noChangeAspect="1"/>
             </wp:cNvGraphicFramePr>
@@ -5306,7 +5198,7 @@
               <a:graphicData uri="http://schemas.openxmlformats.org/drawingml/2006/picture">
                 <pic:pic xmlns:pic="http://schemas.openxmlformats.org/drawingml/2006/picture">
                   <pic:nvPicPr>
-                    <pic:cNvPr id="5" name="SE DuKhach DangKy.png"/>
+                    <pic:cNvPr id="1749484952" name="Picture 1749484952"/>
                     <pic:cNvPicPr/>
                   </pic:nvPicPr>
                   <pic:blipFill>
@@ -5324,7 +5216,7 @@
                   <pic:spPr>
                     <a:xfrm>
                       <a:off x="0" y="0"/>
-                      <a:ext cx="5943600" cy="1798955"/>
+                      <a:ext cx="5943600" cy="2009140"/>
                     </a:xfrm>
                     <a:prstGeom prst="rect">
                       <a:avLst/>
@@ -5389,10 +5281,10 @@
           <w:szCs w:val="26"/>
         </w:rPr>
         <w:drawing>
-          <wp:inline distT="0" distB="0" distL="0" distR="0">
-            <wp:extent cx="5943600" cy="1934845"/>
-            <wp:effectExtent l="0" t="0" r="0" b="8255"/>
-            <wp:docPr id="6" name="Picture 6"/>
+          <wp:inline distT="0" distB="0" distL="0" distR="0" wp14:anchorId="2FD2AF6C" wp14:editId="6E2765AF">
+            <wp:extent cx="5943600" cy="2533650"/>
+            <wp:effectExtent l="0" t="0" r="0" b="0"/>
+            <wp:docPr id="1587529948" name="Picture 2"/>
             <wp:cNvGraphicFramePr>
               <a:graphicFrameLocks xmlns:a="http://schemas.openxmlformats.org/drawingml/2006/main" noChangeAspect="1"/>
             </wp:cNvGraphicFramePr>
@@ -5400,7 +5292,7 @@
               <a:graphicData uri="http://schemas.openxmlformats.org/drawingml/2006/picture">
                 <pic:pic xmlns:pic="http://schemas.openxmlformats.org/drawingml/2006/picture">
                   <pic:nvPicPr>
-                    <pic:cNvPr id="6" name="SE DuKhach DangNhap.png"/>
+                    <pic:cNvPr id="1587529948" name="Picture 1587529948"/>
                     <pic:cNvPicPr/>
                   </pic:nvPicPr>
                   <pic:blipFill>
@@ -5418,7 +5310,7 @@
                   <pic:spPr>
                     <a:xfrm>
                       <a:off x="0" y="0"/>
-                      <a:ext cx="5943600" cy="1934845"/>
+                      <a:ext cx="5943600" cy="2533650"/>
                     </a:xfrm>
                     <a:prstGeom prst="rect">
                       <a:avLst/>
@@ -5486,10 +5378,10 @@
           <w:szCs w:val="26"/>
         </w:rPr>
         <w:drawing>
-          <wp:inline distT="0" distB="0" distL="0" distR="0">
-            <wp:extent cx="5943600" cy="2515870"/>
-            <wp:effectExtent l="0" t="0" r="0" b="0"/>
-            <wp:docPr id="8" name="Picture 8"/>
+          <wp:inline distT="0" distB="0" distL="0" distR="0" wp14:anchorId="2607794C" wp14:editId="258ADA89">
+            <wp:extent cx="5943600" cy="2664460"/>
+            <wp:effectExtent l="0" t="0" r="0" b="2540"/>
+            <wp:docPr id="973112419" name="Picture 3"/>
             <wp:cNvGraphicFramePr>
               <a:graphicFrameLocks xmlns:a="http://schemas.openxmlformats.org/drawingml/2006/main" noChangeAspect="1"/>
             </wp:cNvGraphicFramePr>
@@ -5497,7 +5389,7 @@
               <a:graphicData uri="http://schemas.openxmlformats.org/drawingml/2006/picture">
                 <pic:pic xmlns:pic="http://schemas.openxmlformats.org/drawingml/2006/picture">
                   <pic:nvPicPr>
-                    <pic:cNvPr id="8" name="SE DuKhach TimKiem.png"/>
+                    <pic:cNvPr id="973112419" name="Picture 973112419"/>
                     <pic:cNvPicPr/>
                   </pic:nvPicPr>
                   <pic:blipFill>
@@ -5515,7 +5407,7 @@
                   <pic:spPr>
                     <a:xfrm>
                       <a:off x="0" y="0"/>
-                      <a:ext cx="5943600" cy="2515870"/>
+                      <a:ext cx="5943600" cy="2664460"/>
                     </a:xfrm>
                     <a:prstGeom prst="rect">
                       <a:avLst/>
@@ -5530,27 +5422,6 @@
     </w:p>
     <w:p>
       <w:pPr>
-        <w:rPr>
-          <w:rFonts w:ascii="Times New Roman" w:hAnsi="Times New Roman" w:cs="Times New Roman"/>
-          <w:b/>
-          <w:i/>
-          <w:sz w:val="26"/>
-          <w:szCs w:val="26"/>
-        </w:rPr>
-      </w:pPr>
-      <w:r>
-        <w:rPr>
-          <w:rFonts w:ascii="Times New Roman" w:hAnsi="Times New Roman" w:cs="Times New Roman"/>
-          <w:b/>
-          <w:i/>
-          <w:sz w:val="26"/>
-          <w:szCs w:val="26"/>
-        </w:rPr>
-        <w:br w:type="page"/>
-      </w:r>
-    </w:p>
-    <w:p>
-      <w:pPr>
         <w:pStyle w:val="ListParagraph"/>
         <w:numPr>
           <w:ilvl w:val="0"/>
@@ -5605,10 +5476,10 @@
           <w:szCs w:val="26"/>
         </w:rPr>
         <w:drawing>
-          <wp:inline distT="0" distB="0" distL="0" distR="0">
-            <wp:extent cx="5943600" cy="1937385"/>
-            <wp:effectExtent l="0" t="0" r="0" b="5715"/>
-            <wp:docPr id="9" name="Picture 9"/>
+          <wp:inline distT="0" distB="0" distL="0" distR="0" wp14:anchorId="3A4F32A2" wp14:editId="0205EC16">
+            <wp:extent cx="5943600" cy="1970405"/>
+            <wp:effectExtent l="0" t="0" r="0" b="0"/>
+            <wp:docPr id="1588816456" name="Picture 1"/>
             <wp:cNvGraphicFramePr>
               <a:graphicFrameLocks xmlns:a="http://schemas.openxmlformats.org/drawingml/2006/main" noChangeAspect="1"/>
             </wp:cNvGraphicFramePr>
@@ -5616,7 +5487,7 @@
               <a:graphicData uri="http://schemas.openxmlformats.org/drawingml/2006/picture">
                 <pic:pic xmlns:pic="http://schemas.openxmlformats.org/drawingml/2006/picture">
                   <pic:nvPicPr>
-                    <pic:cNvPr id="9" name="SE DuKhach XemBanDo.png"/>
+                    <pic:cNvPr id="1588816456" name="Picture 1588816456"/>
                     <pic:cNvPicPr/>
                   </pic:nvPicPr>
                   <pic:blipFill>
@@ -5634,7 +5505,7 @@
                   <pic:spPr>
                     <a:xfrm>
                       <a:off x="0" y="0"/>
-                      <a:ext cx="5943600" cy="1937385"/>
+                      <a:ext cx="5943600" cy="1970405"/>
                     </a:xfrm>
                     <a:prstGeom prst="rect">
                       <a:avLst/>
@@ -5702,10 +5573,10 @@
           <w:szCs w:val="26"/>
         </w:rPr>
         <w:drawing>
-          <wp:inline distT="0" distB="0" distL="0" distR="0">
-            <wp:extent cx="5943600" cy="1892300"/>
+          <wp:inline distT="0" distB="0" distL="0" distR="0" wp14:anchorId="5A182A24" wp14:editId="3975A9DA">
+            <wp:extent cx="5943600" cy="3435350"/>
             <wp:effectExtent l="0" t="0" r="0" b="0"/>
-            <wp:docPr id="10" name="Picture 10"/>
+            <wp:docPr id="1506346447" name="Picture 2"/>
             <wp:cNvGraphicFramePr>
               <a:graphicFrameLocks xmlns:a="http://schemas.openxmlformats.org/drawingml/2006/main" noChangeAspect="1"/>
             </wp:cNvGraphicFramePr>
@@ -5713,11 +5584,11 @@
               <a:graphicData uri="http://schemas.openxmlformats.org/drawingml/2006/picture">
                 <pic:pic xmlns:pic="http://schemas.openxmlformats.org/drawingml/2006/picture">
                   <pic:nvPicPr>
-                    <pic:cNvPr id="10" name="SE DuKhach GeofenceEngine.png"/>
+                    <pic:cNvPr id="1506346447" name="Picture 1506346447"/>
                     <pic:cNvPicPr/>
                   </pic:nvPicPr>
                   <pic:blipFill>
-                    <a:blip r:embed="rId13" cstate="print">
+                    <a:blip r:embed="rId13">
                       <a:extLst>
                         <a:ext uri="{28A0092B-C50C-407E-A947-70E740481C1C}">
                           <a14:useLocalDpi xmlns:a14="http://schemas.microsoft.com/office/drawing/2010/main" val="0"/>
@@ -5731,7 +5602,7 @@
                   <pic:spPr>
                     <a:xfrm>
                       <a:off x="0" y="0"/>
-                      <a:ext cx="5943600" cy="1892300"/>
+                      <a:ext cx="5943600" cy="3435350"/>
                     </a:xfrm>
                     <a:prstGeom prst="rect">
                       <a:avLst/>
@@ -5798,11 +5669,12 @@
           <w:sz w:val="26"/>
           <w:szCs w:val="26"/>
         </w:rPr>
+        <w:lastRenderedPageBreak/>
         <w:drawing>
-          <wp:inline distT="0" distB="0" distL="0" distR="0">
-            <wp:extent cx="5943600" cy="1744980"/>
-            <wp:effectExtent l="0" t="0" r="0" b="7620"/>
-            <wp:docPr id="11" name="Picture 11"/>
+          <wp:inline distT="0" distB="0" distL="0" distR="0" wp14:anchorId="7885B06D" wp14:editId="2A08DD6E">
+            <wp:extent cx="5943600" cy="3214370"/>
+            <wp:effectExtent l="0" t="0" r="0" b="5080"/>
+            <wp:docPr id="365511134" name="Picture 3"/>
             <wp:cNvGraphicFramePr>
               <a:graphicFrameLocks xmlns:a="http://schemas.openxmlformats.org/drawingml/2006/main" noChangeAspect="1"/>
             </wp:cNvGraphicFramePr>
@@ -5810,11 +5682,11 @@
               <a:graphicData uri="http://schemas.openxmlformats.org/drawingml/2006/picture">
                 <pic:pic xmlns:pic="http://schemas.openxmlformats.org/drawingml/2006/picture">
                   <pic:nvPicPr>
-                    <pic:cNvPr id="11" name="SE DuKhach PhatThuyetMinh.png"/>
+                    <pic:cNvPr id="365511134" name="Picture 365511134"/>
                     <pic:cNvPicPr/>
                   </pic:nvPicPr>
                   <pic:blipFill>
-                    <a:blip r:embed="rId14" cstate="print">
+                    <a:blip r:embed="rId14">
                       <a:extLst>
                         <a:ext uri="{28A0092B-C50C-407E-A947-70E740481C1C}">
                           <a14:useLocalDpi xmlns:a14="http://schemas.microsoft.com/office/drawing/2010/main" val="0"/>
@@ -5828,7 +5700,7 @@
                   <pic:spPr>
                     <a:xfrm>
                       <a:off x="0" y="0"/>
-                      <a:ext cx="5943600" cy="1744980"/>
+                      <a:ext cx="5943600" cy="3214370"/>
                     </a:xfrm>
                     <a:prstGeom prst="rect">
                       <a:avLst/>
@@ -5843,27 +5715,6 @@
     </w:p>
     <w:p>
       <w:pPr>
-        <w:rPr>
-          <w:rFonts w:ascii="Times New Roman" w:hAnsi="Times New Roman" w:cs="Times New Roman"/>
-          <w:b/>
-          <w:i/>
-          <w:sz w:val="26"/>
-          <w:szCs w:val="26"/>
-        </w:rPr>
-      </w:pPr>
-      <w:r>
-        <w:rPr>
-          <w:rFonts w:ascii="Times New Roman" w:hAnsi="Times New Roman" w:cs="Times New Roman"/>
-          <w:b/>
-          <w:i/>
-          <w:sz w:val="26"/>
-          <w:szCs w:val="26"/>
-        </w:rPr>
-        <w:br w:type="page"/>
-      </w:r>
-    </w:p>
-    <w:p>
-      <w:pPr>
         <w:pStyle w:val="ListParagraph"/>
         <w:numPr>
           <w:ilvl w:val="0"/>
@@ -5891,7 +5742,6 @@
           <w:sz w:val="26"/>
           <w:szCs w:val="26"/>
         </w:rPr>
-        <w:lastRenderedPageBreak/>
         <w:t>APP – Quét QR</w:t>
       </w:r>
     </w:p>
@@ -5918,10 +5768,10 @@
           <w:szCs w:val="26"/>
         </w:rPr>
         <w:drawing>
-          <wp:inline distT="0" distB="0" distL="0" distR="0">
-            <wp:extent cx="5943600" cy="1366520"/>
-            <wp:effectExtent l="0" t="0" r="0" b="5080"/>
-            <wp:docPr id="12" name="Picture 12"/>
+          <wp:inline distT="0" distB="0" distL="0" distR="0" wp14:anchorId="4D12E071" wp14:editId="3638EC39">
+            <wp:extent cx="5943600" cy="2007235"/>
+            <wp:effectExtent l="0" t="0" r="0" b="0"/>
+            <wp:docPr id="1056707853" name="Picture 4"/>
             <wp:cNvGraphicFramePr>
               <a:graphicFrameLocks xmlns:a="http://schemas.openxmlformats.org/drawingml/2006/main" noChangeAspect="1"/>
             </wp:cNvGraphicFramePr>
@@ -5929,7 +5779,7 @@
               <a:graphicData uri="http://schemas.openxmlformats.org/drawingml/2006/picture">
                 <pic:pic xmlns:pic="http://schemas.openxmlformats.org/drawingml/2006/picture">
                   <pic:nvPicPr>
-                    <pic:cNvPr id="12" name="SE DuKhach QuetQR.png"/>
+                    <pic:cNvPr id="1056707853" name="Picture 1056707853"/>
                     <pic:cNvPicPr/>
                   </pic:nvPicPr>
                   <pic:blipFill>
@@ -5947,7 +5797,7 @@
                   <pic:spPr>
                     <a:xfrm>
                       <a:off x="0" y="0"/>
-                      <a:ext cx="5943600" cy="1366520"/>
+                      <a:ext cx="5943600" cy="2007235"/>
                     </a:xfrm>
                     <a:prstGeom prst="rect">
                       <a:avLst/>
@@ -6015,10 +5865,10 @@
           <w:szCs w:val="26"/>
         </w:rPr>
         <w:drawing>
-          <wp:inline distT="0" distB="0" distL="0" distR="0">
-            <wp:extent cx="5943600" cy="1432560"/>
+          <wp:inline distT="0" distB="0" distL="0" distR="0" wp14:anchorId="1FDB4110" wp14:editId="3B933035">
+            <wp:extent cx="5943600" cy="1486535"/>
             <wp:effectExtent l="0" t="0" r="0" b="0"/>
-            <wp:docPr id="13" name="Picture 13"/>
+            <wp:docPr id="1653218210" name="Picture 5"/>
             <wp:cNvGraphicFramePr>
               <a:graphicFrameLocks xmlns:a="http://schemas.openxmlformats.org/drawingml/2006/main" noChangeAspect="1"/>
             </wp:cNvGraphicFramePr>
@@ -6026,7 +5876,7 @@
               <a:graphicData uri="http://schemas.openxmlformats.org/drawingml/2006/picture">
                 <pic:pic xmlns:pic="http://schemas.openxmlformats.org/drawingml/2006/picture">
                   <pic:nvPicPr>
-                    <pic:cNvPr id="13" name="SE DuKhach KichHoatPremium.png"/>
+                    <pic:cNvPr id="1653218210" name="Picture 1653218210"/>
                     <pic:cNvPicPr/>
                   </pic:nvPicPr>
                   <pic:blipFill>
@@ -6044,7 +5894,7 @@
                   <pic:spPr>
                     <a:xfrm>
                       <a:off x="0" y="0"/>
-                      <a:ext cx="5943600" cy="1432560"/>
+                      <a:ext cx="5943600" cy="1486535"/>
                     </a:xfrm>
                     <a:prstGeom prst="rect">
                       <a:avLst/>
@@ -6111,11 +5961,12 @@
           <w:sz w:val="26"/>
           <w:szCs w:val="26"/>
         </w:rPr>
+        <w:lastRenderedPageBreak/>
         <w:drawing>
-          <wp:inline distT="0" distB="0" distL="0" distR="0">
-            <wp:extent cx="5943600" cy="1448435"/>
-            <wp:effectExtent l="0" t="0" r="0" b="0"/>
-            <wp:docPr id="14" name="Picture 14"/>
+          <wp:inline distT="0" distB="0" distL="0" distR="0" wp14:anchorId="006EAB2F" wp14:editId="7DF1E473">
+            <wp:extent cx="5943600" cy="1198880"/>
+            <wp:effectExtent l="0" t="0" r="0" b="1270"/>
+            <wp:docPr id="1886762922" name="Picture 6"/>
             <wp:cNvGraphicFramePr>
               <a:graphicFrameLocks xmlns:a="http://schemas.openxmlformats.org/drawingml/2006/main" noChangeAspect="1"/>
             </wp:cNvGraphicFramePr>
@@ -6123,7 +5974,7 @@
               <a:graphicData uri="http://schemas.openxmlformats.org/drawingml/2006/picture">
                 <pic:pic xmlns:pic="http://schemas.openxmlformats.org/drawingml/2006/picture">
                   <pic:nvPicPr>
-                    <pic:cNvPr id="14" name="SE DuKhach MoPOI.png"/>
+                    <pic:cNvPr id="1886762922" name="Picture 1886762922"/>
                     <pic:cNvPicPr/>
                   </pic:nvPicPr>
                   <pic:blipFill>
@@ -6141,7 +5992,7 @@
                   <pic:spPr>
                     <a:xfrm>
                       <a:off x="0" y="0"/>
-                      <a:ext cx="5943600" cy="1448435"/>
+                      <a:ext cx="5943600" cy="1198880"/>
                     </a:xfrm>
                     <a:prstGeom prst="rect">
                       <a:avLst/>
@@ -6209,10 +6060,10 @@
           <w:szCs w:val="26"/>
         </w:rPr>
         <w:drawing>
-          <wp:inline distT="0" distB="0" distL="0" distR="0">
-            <wp:extent cx="5943600" cy="1408430"/>
-            <wp:effectExtent l="0" t="0" r="0" b="1270"/>
-            <wp:docPr id="15" name="Picture 15"/>
+          <wp:inline distT="0" distB="0" distL="0" distR="0" wp14:anchorId="3562241B" wp14:editId="1C1DCF90">
+            <wp:extent cx="5943600" cy="1747520"/>
+            <wp:effectExtent l="0" t="0" r="0" b="5080"/>
+            <wp:docPr id="277649662" name="Picture 7"/>
             <wp:cNvGraphicFramePr>
               <a:graphicFrameLocks xmlns:a="http://schemas.openxmlformats.org/drawingml/2006/main" noChangeAspect="1"/>
             </wp:cNvGraphicFramePr>
@@ -6220,7 +6071,7 @@
               <a:graphicData uri="http://schemas.openxmlformats.org/drawingml/2006/picture">
                 <pic:pic xmlns:pic="http://schemas.openxmlformats.org/drawingml/2006/picture">
                   <pic:nvPicPr>
-                    <pic:cNvPr id="15" name="SE DuKhach XemLichSuQuet.png"/>
+                    <pic:cNvPr id="277649662" name="Picture 277649662"/>
                     <pic:cNvPicPr/>
                   </pic:nvPicPr>
                   <pic:blipFill>
@@ -6238,7 +6089,7 @@
                   <pic:spPr>
                     <a:xfrm>
                       <a:off x="0" y="0"/>
-                      <a:ext cx="5943600" cy="1408430"/>
+                      <a:ext cx="5943600" cy="1747520"/>
                     </a:xfrm>
                     <a:prstGeom prst="rect">
                       <a:avLst/>
@@ -6253,27 +6104,6 @@
     </w:p>
     <w:p>
       <w:pPr>
-        <w:rPr>
-          <w:rFonts w:ascii="Times New Roman" w:hAnsi="Times New Roman" w:cs="Times New Roman"/>
-          <w:b/>
-          <w:i/>
-          <w:sz w:val="26"/>
-          <w:szCs w:val="26"/>
-        </w:rPr>
-      </w:pPr>
-      <w:r>
-        <w:rPr>
-          <w:rFonts w:ascii="Times New Roman" w:hAnsi="Times New Roman" w:cs="Times New Roman"/>
-          <w:b/>
-          <w:i/>
-          <w:sz w:val="26"/>
-          <w:szCs w:val="26"/>
-        </w:rPr>
-        <w:br w:type="page"/>
-      </w:r>
-    </w:p>
-    <w:p>
-      <w:pPr>
         <w:pStyle w:val="ListParagraph"/>
         <w:numPr>
           <w:ilvl w:val="0"/>
@@ -6301,7 +6131,6 @@
           <w:sz w:val="26"/>
           <w:szCs w:val="26"/>
         </w:rPr>
-        <w:lastRenderedPageBreak/>
         <w:t>WEB – Admin đăng nhập</w:t>
       </w:r>
     </w:p>
@@ -6328,10 +6157,10 @@
           <w:szCs w:val="26"/>
         </w:rPr>
         <w:drawing>
-          <wp:inline distT="0" distB="0" distL="0" distR="0">
-            <wp:extent cx="5943600" cy="2233295"/>
-            <wp:effectExtent l="0" t="0" r="0" b="0"/>
-            <wp:docPr id="16" name="Picture 16"/>
+          <wp:inline distT="0" distB="0" distL="0" distR="0" wp14:anchorId="69C74DEE" wp14:editId="3BAA1929">
+            <wp:extent cx="5943600" cy="2181860"/>
+            <wp:effectExtent l="0" t="0" r="0" b="8890"/>
+            <wp:docPr id="2107573895" name="Picture 8"/>
             <wp:cNvGraphicFramePr>
               <a:graphicFrameLocks xmlns:a="http://schemas.openxmlformats.org/drawingml/2006/main" noChangeAspect="1"/>
             </wp:cNvGraphicFramePr>
@@ -6339,7 +6168,7 @@
               <a:graphicData uri="http://schemas.openxmlformats.org/drawingml/2006/picture">
                 <pic:pic xmlns:pic="http://schemas.openxmlformats.org/drawingml/2006/picture">
                   <pic:nvPicPr>
-                    <pic:cNvPr id="16" name="SE Admin DangNhap.png"/>
+                    <pic:cNvPr id="2107573895" name="Picture 2107573895"/>
                     <pic:cNvPicPr/>
                   </pic:nvPicPr>
                   <pic:blipFill>
@@ -6357,7 +6186,7 @@
                   <pic:spPr>
                     <a:xfrm>
                       <a:off x="0" y="0"/>
-                      <a:ext cx="5943600" cy="2233295"/>
+                      <a:ext cx="5943600" cy="2181860"/>
                     </a:xfrm>
                     <a:prstGeom prst="rect">
                       <a:avLst/>
@@ -6424,11 +6253,12 @@
           <w:sz w:val="26"/>
           <w:szCs w:val="26"/>
         </w:rPr>
+        <w:lastRenderedPageBreak/>
         <w:drawing>
-          <wp:inline distT="0" distB="0" distL="0" distR="0">
-            <wp:extent cx="5943600" cy="2390140"/>
+          <wp:inline distT="0" distB="0" distL="0" distR="0" wp14:anchorId="652398FB" wp14:editId="5BBEE2E7">
+            <wp:extent cx="5943600" cy="2724785"/>
             <wp:effectExtent l="0" t="0" r="0" b="0"/>
-            <wp:docPr id="17" name="Picture 17"/>
+            <wp:docPr id="698187285" name="Picture 9"/>
             <wp:cNvGraphicFramePr>
               <a:graphicFrameLocks xmlns:a="http://schemas.openxmlformats.org/drawingml/2006/main" noChangeAspect="1"/>
             </wp:cNvGraphicFramePr>
@@ -6436,7 +6266,7 @@
               <a:graphicData uri="http://schemas.openxmlformats.org/drawingml/2006/picture">
                 <pic:pic xmlns:pic="http://schemas.openxmlformats.org/drawingml/2006/picture">
                   <pic:nvPicPr>
-                    <pic:cNvPr id="17" name="SE Admin QuanLyPOI.png"/>
+                    <pic:cNvPr id="698187285" name="Picture 698187285"/>
                     <pic:cNvPicPr/>
                   </pic:nvPicPr>
                   <pic:blipFill>
@@ -6454,7 +6284,7 @@
                   <pic:spPr>
                     <a:xfrm>
                       <a:off x="0" y="0"/>
-                      <a:ext cx="5943600" cy="2390140"/>
+                      <a:ext cx="5943600" cy="2724785"/>
                     </a:xfrm>
                     <a:prstGeom prst="rect">
                       <a:avLst/>
@@ -6522,10 +6352,10 @@
           <w:szCs w:val="26"/>
         </w:rPr>
         <w:drawing>
-          <wp:inline distT="0" distB="0" distL="0" distR="0">
-            <wp:extent cx="5943600" cy="1497330"/>
-            <wp:effectExtent l="0" t="0" r="0" b="7620"/>
-            <wp:docPr id="18" name="Picture 18"/>
+          <wp:inline distT="0" distB="0" distL="0" distR="0" wp14:anchorId="5DF44735" wp14:editId="4B773077">
+            <wp:extent cx="5943600" cy="1881505"/>
+            <wp:effectExtent l="0" t="0" r="0" b="4445"/>
+            <wp:docPr id="736803954" name="Picture 10"/>
             <wp:cNvGraphicFramePr>
               <a:graphicFrameLocks xmlns:a="http://schemas.openxmlformats.org/drawingml/2006/main" noChangeAspect="1"/>
             </wp:cNvGraphicFramePr>
@@ -6533,11 +6363,11 @@
               <a:graphicData uri="http://schemas.openxmlformats.org/drawingml/2006/picture">
                 <pic:pic xmlns:pic="http://schemas.openxmlformats.org/drawingml/2006/picture">
                   <pic:nvPicPr>
-                    <pic:cNvPr id="18" name="SE Admin QuanLyBanDich.png"/>
+                    <pic:cNvPr id="736803954" name="Picture 736803954"/>
                     <pic:cNvPicPr/>
                   </pic:nvPicPr>
                   <pic:blipFill>
-                    <a:blip r:embed="rId21" cstate="print">
+                    <a:blip r:embed="rId21">
                       <a:extLst>
                         <a:ext uri="{28A0092B-C50C-407E-A947-70E740481C1C}">
                           <a14:useLocalDpi xmlns:a14="http://schemas.microsoft.com/office/drawing/2010/main" val="0"/>
@@ -6551,7 +6381,7 @@
                   <pic:spPr>
                     <a:xfrm>
                       <a:off x="0" y="0"/>
-                      <a:ext cx="5943600" cy="1497330"/>
+                      <a:ext cx="5943600" cy="1881505"/>
                     </a:xfrm>
                     <a:prstGeom prst="rect">
                       <a:avLst/>
@@ -6615,20 +6445,8 @@
           <w:szCs w:val="26"/>
         </w:rPr>
         <w:lastRenderedPageBreak/>
-        <w:t>WEB – Admin xuất extra_</w:t>
-      </w:r>
-      <w:proofErr w:type="gramStart"/>
-      <w:r>
-        <w:rPr>
-          <w:rFonts w:ascii="Times New Roman" w:hAnsi="Times New Roman" w:cs="Times New Roman"/>
-          <w:b/>
-          <w:i/>
-          <w:sz w:val="26"/>
-          <w:szCs w:val="26"/>
-        </w:rPr>
-        <w:t>places.json</w:t>
-      </w:r>
-      <w:proofErr w:type="gramEnd"/>
+        <w:t>WEB – Admin xuất extra_places.json</w:t>
+      </w:r>
     </w:p>
     <w:p>
       <w:pPr>
@@ -6653,10 +6471,10 @@
           <w:szCs w:val="26"/>
         </w:rPr>
         <w:drawing>
-          <wp:inline distT="0" distB="0" distL="0" distR="0">
-            <wp:extent cx="5943600" cy="2191385"/>
-            <wp:effectExtent l="0" t="0" r="0" b="0"/>
-            <wp:docPr id="19" name="Picture 19"/>
+          <wp:inline distT="0" distB="0" distL="0" distR="0" wp14:anchorId="720A0DCE" wp14:editId="4F4F8004">
+            <wp:extent cx="5943600" cy="2223135"/>
+            <wp:effectExtent l="0" t="0" r="0" b="5715"/>
+            <wp:docPr id="1605669590" name="Picture 11"/>
             <wp:cNvGraphicFramePr>
               <a:graphicFrameLocks xmlns:a="http://schemas.openxmlformats.org/drawingml/2006/main" noChangeAspect="1"/>
             </wp:cNvGraphicFramePr>
@@ -6664,7 +6482,7 @@
               <a:graphicData uri="http://schemas.openxmlformats.org/drawingml/2006/picture">
                 <pic:pic xmlns:pic="http://schemas.openxmlformats.org/drawingml/2006/picture">
                   <pic:nvPicPr>
-                    <pic:cNvPr id="19" name="SE Admin Xuatextra_places.png"/>
+                    <pic:cNvPr id="1605669590" name="Picture 1605669590"/>
                     <pic:cNvPicPr/>
                   </pic:nvPicPr>
                   <pic:blipFill>
@@ -6682,7 +6500,7 @@
                   <pic:spPr>
                     <a:xfrm>
                       <a:off x="0" y="0"/>
-                      <a:ext cx="5943600" cy="2191385"/>
+                      <a:ext cx="5943600" cy="2223135"/>
                     </a:xfrm>
                     <a:prstGeom prst="rect">
                       <a:avLst/>
@@ -6750,10 +6568,10 @@
           <w:szCs w:val="26"/>
         </w:rPr>
         <w:drawing>
-          <wp:inline distT="0" distB="0" distL="0" distR="0">
-            <wp:extent cx="5943600" cy="1953895"/>
-            <wp:effectExtent l="0" t="0" r="0" b="8255"/>
-            <wp:docPr id="20" name="Picture 20"/>
+          <wp:inline distT="0" distB="0" distL="0" distR="0" wp14:anchorId="4CE3AE05" wp14:editId="5DF4BDB7">
+            <wp:extent cx="5943600" cy="2234565"/>
+            <wp:effectExtent l="0" t="0" r="0" b="0"/>
+            <wp:docPr id="1295494607" name="Picture 12"/>
             <wp:cNvGraphicFramePr>
               <a:graphicFrameLocks xmlns:a="http://schemas.openxmlformats.org/drawingml/2006/main" noChangeAspect="1"/>
             </wp:cNvGraphicFramePr>
@@ -6761,7 +6579,7 @@
               <a:graphicData uri="http://schemas.openxmlformats.org/drawingml/2006/picture">
                 <pic:pic xmlns:pic="http://schemas.openxmlformats.org/drawingml/2006/picture">
                   <pic:nvPicPr>
-                    <pic:cNvPr id="20" name="SE Admin QuanLyTaiKhoan.png"/>
+                    <pic:cNvPr id="1295494607" name="Picture 1295494607"/>
                     <pic:cNvPicPr/>
                   </pic:nvPicPr>
                   <pic:blipFill>
@@ -6779,7 +6597,7 @@
                   <pic:spPr>
                     <a:xfrm>
                       <a:off x="0" y="0"/>
-                      <a:ext cx="5943600" cy="1953895"/>
+                      <a:ext cx="5943600" cy="2234565"/>
                     </a:xfrm>
                     <a:prstGeom prst="rect">
                       <a:avLst/>
@@ -6821,7 +6639,18 @@
           <w:sz w:val="26"/>
           <w:szCs w:val="26"/>
         </w:rPr>
-        <w:t>WEB – Owner đăng nhập</w:t>
+        <w:t>WEB – Admin quản lý</w:t>
+      </w:r>
+      <w:r>
+        <w:rPr>
+          <w:rFonts w:ascii="Times New Roman" w:hAnsi="Times New Roman" w:cs="Times New Roman"/>
+          <w:b/>
+          <w:i/>
+          <w:sz w:val="26"/>
+          <w:szCs w:val="26"/>
+          <w:lang w:val="vi-VN"/>
+        </w:rPr>
+        <w:t xml:space="preserve"> bình luận</w:t>
       </w:r>
     </w:p>
     <w:p>
@@ -6835,22 +6664,26 @@
         <w:jc w:val="both"/>
         <w:rPr>
           <w:rFonts w:ascii="Times New Roman" w:hAnsi="Times New Roman" w:cs="Times New Roman"/>
-          <w:sz w:val="26"/>
-          <w:szCs w:val="26"/>
-        </w:rPr>
-      </w:pPr>
-      <w:r>
-        <w:rPr>
-          <w:rFonts w:ascii="Times New Roman" w:hAnsi="Times New Roman" w:cs="Times New Roman"/>
+          <w:b/>
+          <w:i/>
+          <w:sz w:val="26"/>
+          <w:szCs w:val="26"/>
+        </w:rPr>
+      </w:pPr>
+      <w:r>
+        <w:rPr>
+          <w:rFonts w:ascii="Times New Roman" w:hAnsi="Times New Roman" w:cs="Times New Roman"/>
+          <w:b/>
+          <w:i/>
           <w:noProof/>
           <w:sz w:val="26"/>
           <w:szCs w:val="26"/>
         </w:rPr>
         <w:drawing>
-          <wp:inline distT="0" distB="0" distL="0" distR="0">
-            <wp:extent cx="5943600" cy="2173605"/>
-            <wp:effectExtent l="0" t="0" r="0" b="0"/>
-            <wp:docPr id="21" name="Picture 21"/>
+          <wp:inline distT="0" distB="0" distL="0" distR="0" wp14:anchorId="063A4E20" wp14:editId="791AC7BE">
+            <wp:extent cx="5943600" cy="2276475"/>
+            <wp:effectExtent l="0" t="0" r="0" b="9525"/>
+            <wp:docPr id="2091336068" name="Picture 13"/>
             <wp:cNvGraphicFramePr>
               <a:graphicFrameLocks xmlns:a="http://schemas.openxmlformats.org/drawingml/2006/main" noChangeAspect="1"/>
             </wp:cNvGraphicFramePr>
@@ -6858,11 +6691,11 @@
               <a:graphicData uri="http://schemas.openxmlformats.org/drawingml/2006/picture">
                 <pic:pic xmlns:pic="http://schemas.openxmlformats.org/drawingml/2006/picture">
                   <pic:nvPicPr>
-                    <pic:cNvPr id="21" name="SE Owner DangNhap.png"/>
+                    <pic:cNvPr id="2091336068" name="Picture 2091336068"/>
                     <pic:cNvPicPr/>
                   </pic:nvPicPr>
                   <pic:blipFill>
-                    <a:blip r:embed="rId24">
+                    <a:blip r:embed="rId24" cstate="print">
                       <a:extLst>
                         <a:ext uri="{28A0092B-C50C-407E-A947-70E740481C1C}">
                           <a14:useLocalDpi xmlns:a14="http://schemas.microsoft.com/office/drawing/2010/main" val="0"/>
@@ -6876,7 +6709,7 @@
                   <pic:spPr>
                     <a:xfrm>
                       <a:off x="0" y="0"/>
-                      <a:ext cx="5943600" cy="2173605"/>
+                      <a:ext cx="5943600" cy="2276475"/>
                     </a:xfrm>
                     <a:prstGeom prst="rect">
                       <a:avLst/>
@@ -6908,6 +6741,7 @@
           <w:i/>
           <w:sz w:val="26"/>
           <w:szCs w:val="26"/>
+          <w:lang w:val="fr-FR"/>
         </w:rPr>
       </w:pPr>
       <w:r>
@@ -6917,8 +6751,20 @@
           <w:i/>
           <w:sz w:val="26"/>
           <w:szCs w:val="26"/>
-        </w:rPr>
-        <w:t>WEB – Owner quản lý POI của quán mình</w:t>
+          <w:lang w:val="fr-FR"/>
+        </w:rPr>
+        <w:t>WEB – Admin dữ</w:t>
+      </w:r>
+      <w:r>
+        <w:rPr>
+          <w:rFonts w:ascii="Times New Roman" w:hAnsi="Times New Roman" w:cs="Times New Roman"/>
+          <w:b/>
+          <w:i/>
+          <w:sz w:val="26"/>
+          <w:szCs w:val="26"/>
+          <w:lang w:val="vi-VN"/>
+        </w:rPr>
+        <w:t xml:space="preserve"> liệu du khách</w:t>
       </w:r>
     </w:p>
     <w:p>
@@ -6932,23 +6778,29 @@
         <w:jc w:val="both"/>
         <w:rPr>
           <w:rFonts w:ascii="Times New Roman" w:hAnsi="Times New Roman" w:cs="Times New Roman"/>
-          <w:sz w:val="26"/>
-          <w:szCs w:val="26"/>
-        </w:rPr>
-      </w:pPr>
-      <w:r>
-        <w:rPr>
-          <w:rFonts w:ascii="Times New Roman" w:hAnsi="Times New Roman" w:cs="Times New Roman"/>
+          <w:b/>
+          <w:i/>
+          <w:sz w:val="26"/>
+          <w:szCs w:val="26"/>
+          <w:lang w:val="fr-FR"/>
+        </w:rPr>
+      </w:pPr>
+      <w:r>
+        <w:rPr>
+          <w:rFonts w:ascii="Times New Roman" w:hAnsi="Times New Roman" w:cs="Times New Roman"/>
+          <w:b/>
+          <w:i/>
           <w:noProof/>
           <w:sz w:val="26"/>
           <w:szCs w:val="26"/>
+          <w:lang w:val="fr-FR"/>
         </w:rPr>
         <w:lastRenderedPageBreak/>
         <w:drawing>
-          <wp:inline distT="0" distB="0" distL="0" distR="0">
-            <wp:extent cx="5943600" cy="2133600"/>
+          <wp:inline distT="0" distB="0" distL="0" distR="0" wp14:anchorId="757185FC" wp14:editId="1DF9B8BC">
+            <wp:extent cx="5943600" cy="1545590"/>
             <wp:effectExtent l="0" t="0" r="0" b="0"/>
-            <wp:docPr id="22" name="Picture 22"/>
+            <wp:docPr id="1320569854" name="Picture 14"/>
             <wp:cNvGraphicFramePr>
               <a:graphicFrameLocks xmlns:a="http://schemas.openxmlformats.org/drawingml/2006/main" noChangeAspect="1"/>
             </wp:cNvGraphicFramePr>
@@ -6956,11 +6808,11 @@
               <a:graphicData uri="http://schemas.openxmlformats.org/drawingml/2006/picture">
                 <pic:pic xmlns:pic="http://schemas.openxmlformats.org/drawingml/2006/picture">
                   <pic:nvPicPr>
-                    <pic:cNvPr id="22" name="SE Owner QuanLyPOI.png"/>
+                    <pic:cNvPr id="1320569854" name="Picture 1320569854"/>
                     <pic:cNvPicPr/>
                   </pic:nvPicPr>
                   <pic:blipFill>
-                    <a:blip r:embed="rId25">
+                    <a:blip r:embed="rId25" cstate="print">
                       <a:extLst>
                         <a:ext uri="{28A0092B-C50C-407E-A947-70E740481C1C}">
                           <a14:useLocalDpi xmlns:a14="http://schemas.microsoft.com/office/drawing/2010/main" val="0"/>
@@ -6974,7 +6826,7 @@
                   <pic:spPr>
                     <a:xfrm>
                       <a:off x="0" y="0"/>
-                      <a:ext cx="5943600" cy="2133600"/>
+                      <a:ext cx="5943600" cy="1545590"/>
                     </a:xfrm>
                     <a:prstGeom prst="rect">
                       <a:avLst/>
@@ -7006,6 +6858,7 @@
           <w:i/>
           <w:sz w:val="26"/>
           <w:szCs w:val="26"/>
+          <w:lang w:val="fr-FR"/>
         </w:rPr>
       </w:pPr>
       <w:r>
@@ -7015,8 +6868,20 @@
           <w:i/>
           <w:sz w:val="26"/>
           <w:szCs w:val="26"/>
-        </w:rPr>
-        <w:t>WEB – Owner quản lý bản dịch của quán mình</w:t>
+          <w:lang w:val="fr-FR"/>
+        </w:rPr>
+        <w:t>WEB – Admin chỉnh</w:t>
+      </w:r>
+      <w:r>
+        <w:rPr>
+          <w:rFonts w:ascii="Times New Roman" w:hAnsi="Times New Roman" w:cs="Times New Roman"/>
+          <w:b/>
+          <w:i/>
+          <w:sz w:val="26"/>
+          <w:szCs w:val="26"/>
+          <w:lang w:val="vi-VN"/>
+        </w:rPr>
+        <w:t xml:space="preserve"> tier du khách</w:t>
       </w:r>
     </w:p>
     <w:p>
@@ -7030,22 +6895,28 @@
         <w:jc w:val="both"/>
         <w:rPr>
           <w:rFonts w:ascii="Times New Roman" w:hAnsi="Times New Roman" w:cs="Times New Roman"/>
-          <w:sz w:val="26"/>
-          <w:szCs w:val="26"/>
-        </w:rPr>
-      </w:pPr>
-      <w:r>
-        <w:rPr>
-          <w:rFonts w:ascii="Times New Roman" w:hAnsi="Times New Roman" w:cs="Times New Roman"/>
+          <w:b/>
+          <w:i/>
+          <w:sz w:val="26"/>
+          <w:szCs w:val="26"/>
+          <w:lang w:val="fr-FR"/>
+        </w:rPr>
+      </w:pPr>
+      <w:r>
+        <w:rPr>
+          <w:rFonts w:ascii="Times New Roman" w:hAnsi="Times New Roman" w:cs="Times New Roman"/>
+          <w:b/>
+          <w:i/>
           <w:noProof/>
           <w:sz w:val="26"/>
           <w:szCs w:val="26"/>
+          <w:lang w:val="fr-FR"/>
         </w:rPr>
         <w:drawing>
-          <wp:inline distT="0" distB="0" distL="0" distR="0">
-            <wp:extent cx="5943600" cy="2385695"/>
+          <wp:inline distT="0" distB="0" distL="0" distR="0" wp14:anchorId="205DF6D4" wp14:editId="7F55E92D">
+            <wp:extent cx="5943600" cy="2522220"/>
             <wp:effectExtent l="0" t="0" r="0" b="0"/>
-            <wp:docPr id="23" name="Picture 23"/>
+            <wp:docPr id="1943428089" name="Picture 15"/>
             <wp:cNvGraphicFramePr>
               <a:graphicFrameLocks xmlns:a="http://schemas.openxmlformats.org/drawingml/2006/main" noChangeAspect="1"/>
             </wp:cNvGraphicFramePr>
@@ -7053,11 +6924,303 @@
               <a:graphicData uri="http://schemas.openxmlformats.org/drawingml/2006/picture">
                 <pic:pic xmlns:pic="http://schemas.openxmlformats.org/drawingml/2006/picture">
                   <pic:nvPicPr>
-                    <pic:cNvPr id="23" name="SE Owner QuanLyBanDich.png"/>
+                    <pic:cNvPr id="1943428089" name="Picture 1943428089"/>
                     <pic:cNvPicPr/>
                   </pic:nvPicPr>
                   <pic:blipFill>
                     <a:blip r:embed="rId26">
+                      <a:extLst>
+                        <a:ext uri="{28A0092B-C50C-407E-A947-70E740481C1C}">
+                          <a14:useLocalDpi xmlns:a14="http://schemas.microsoft.com/office/drawing/2010/main" val="0"/>
+                        </a:ext>
+                      </a:extLst>
+                    </a:blip>
+                    <a:stretch>
+                      <a:fillRect/>
+                    </a:stretch>
+                  </pic:blipFill>
+                  <pic:spPr>
+                    <a:xfrm>
+                      <a:off x="0" y="0"/>
+                      <a:ext cx="5943600" cy="2522220"/>
+                    </a:xfrm>
+                    <a:prstGeom prst="rect">
+                      <a:avLst/>
+                    </a:prstGeom>
+                  </pic:spPr>
+                </pic:pic>
+              </a:graphicData>
+            </a:graphic>
+          </wp:inline>
+        </w:drawing>
+      </w:r>
+    </w:p>
+    <w:p>
+      <w:pPr>
+        <w:pStyle w:val="ListParagraph"/>
+        <w:numPr>
+          <w:ilvl w:val="0"/>
+          <w:numId w:val="38"/>
+        </w:numPr>
+        <w:tabs>
+          <w:tab w:val="left" w:pos="720"/>
+        </w:tabs>
+        <w:spacing w:after="0"/>
+        <w:ind w:left="0" w:firstLine="0"/>
+        <w:jc w:val="both"/>
+        <w:rPr>
+          <w:rFonts w:ascii="Times New Roman" w:hAnsi="Times New Roman" w:cs="Times New Roman"/>
+          <w:b/>
+          <w:i/>
+          <w:sz w:val="26"/>
+          <w:szCs w:val="26"/>
+        </w:rPr>
+      </w:pPr>
+      <w:r>
+        <w:rPr>
+          <w:rFonts w:ascii="Times New Roman" w:hAnsi="Times New Roman" w:cs="Times New Roman"/>
+          <w:b/>
+          <w:i/>
+          <w:sz w:val="26"/>
+          <w:szCs w:val="26"/>
+        </w:rPr>
+        <w:t>WEB – Owner đăng nhập</w:t>
+      </w:r>
+    </w:p>
+    <w:p>
+      <w:pPr>
+        <w:pStyle w:val="ListParagraph"/>
+        <w:tabs>
+          <w:tab w:val="left" w:pos="720"/>
+        </w:tabs>
+        <w:spacing w:after="0"/>
+        <w:ind w:left="0" w:firstLine="0"/>
+        <w:jc w:val="both"/>
+        <w:rPr>
+          <w:rFonts w:ascii="Times New Roman" w:hAnsi="Times New Roman" w:cs="Times New Roman"/>
+          <w:sz w:val="26"/>
+          <w:szCs w:val="26"/>
+        </w:rPr>
+      </w:pPr>
+      <w:r>
+        <w:rPr>
+          <w:rFonts w:ascii="Times New Roman" w:hAnsi="Times New Roman" w:cs="Times New Roman"/>
+          <w:noProof/>
+          <w:sz w:val="26"/>
+          <w:szCs w:val="26"/>
+        </w:rPr>
+        <w:drawing>
+          <wp:inline distT="0" distB="0" distL="0" distR="0" wp14:anchorId="27185E42" wp14:editId="555A1689">
+            <wp:extent cx="5943600" cy="1981200"/>
+            <wp:effectExtent l="0" t="0" r="0" b="0"/>
+            <wp:docPr id="1757123483" name="Picture 16"/>
+            <wp:cNvGraphicFramePr>
+              <a:graphicFrameLocks xmlns:a="http://schemas.openxmlformats.org/drawingml/2006/main" noChangeAspect="1"/>
+            </wp:cNvGraphicFramePr>
+            <a:graphic xmlns:a="http://schemas.openxmlformats.org/drawingml/2006/main">
+              <a:graphicData uri="http://schemas.openxmlformats.org/drawingml/2006/picture">
+                <pic:pic xmlns:pic="http://schemas.openxmlformats.org/drawingml/2006/picture">
+                  <pic:nvPicPr>
+                    <pic:cNvPr id="1757123483" name="Picture 1757123483"/>
+                    <pic:cNvPicPr/>
+                  </pic:nvPicPr>
+                  <pic:blipFill>
+                    <a:blip r:embed="rId27">
+                      <a:extLst>
+                        <a:ext uri="{28A0092B-C50C-407E-A947-70E740481C1C}">
+                          <a14:useLocalDpi xmlns:a14="http://schemas.microsoft.com/office/drawing/2010/main" val="0"/>
+                        </a:ext>
+                      </a:extLst>
+                    </a:blip>
+                    <a:stretch>
+                      <a:fillRect/>
+                    </a:stretch>
+                  </pic:blipFill>
+                  <pic:spPr>
+                    <a:xfrm>
+                      <a:off x="0" y="0"/>
+                      <a:ext cx="5943600" cy="1981200"/>
+                    </a:xfrm>
+                    <a:prstGeom prst="rect">
+                      <a:avLst/>
+                    </a:prstGeom>
+                  </pic:spPr>
+                </pic:pic>
+              </a:graphicData>
+            </a:graphic>
+          </wp:inline>
+        </w:drawing>
+      </w:r>
+    </w:p>
+    <w:p>
+      <w:pPr>
+        <w:pStyle w:val="ListParagraph"/>
+        <w:numPr>
+          <w:ilvl w:val="0"/>
+          <w:numId w:val="38"/>
+        </w:numPr>
+        <w:tabs>
+          <w:tab w:val="left" w:pos="720"/>
+        </w:tabs>
+        <w:spacing w:after="0"/>
+        <w:ind w:left="0" w:firstLine="0"/>
+        <w:jc w:val="both"/>
+        <w:rPr>
+          <w:rFonts w:ascii="Times New Roman" w:hAnsi="Times New Roman" w:cs="Times New Roman"/>
+          <w:b/>
+          <w:i/>
+          <w:sz w:val="26"/>
+          <w:szCs w:val="26"/>
+        </w:rPr>
+      </w:pPr>
+      <w:r>
+        <w:rPr>
+          <w:rFonts w:ascii="Times New Roman" w:hAnsi="Times New Roman" w:cs="Times New Roman"/>
+          <w:b/>
+          <w:i/>
+          <w:sz w:val="26"/>
+          <w:szCs w:val="26"/>
+        </w:rPr>
+        <w:t>WEB – Owner quản lý POI của quán mình</w:t>
+      </w:r>
+    </w:p>
+    <w:p>
+      <w:pPr>
+        <w:pStyle w:val="ListParagraph"/>
+        <w:tabs>
+          <w:tab w:val="left" w:pos="720"/>
+        </w:tabs>
+        <w:spacing w:after="0"/>
+        <w:ind w:left="0" w:firstLine="0"/>
+        <w:jc w:val="both"/>
+        <w:rPr>
+          <w:rFonts w:ascii="Times New Roman" w:hAnsi="Times New Roman" w:cs="Times New Roman"/>
+          <w:sz w:val="26"/>
+          <w:szCs w:val="26"/>
+        </w:rPr>
+      </w:pPr>
+      <w:r>
+        <w:rPr>
+          <w:rFonts w:ascii="Times New Roman" w:hAnsi="Times New Roman" w:cs="Times New Roman"/>
+          <w:noProof/>
+          <w:sz w:val="26"/>
+          <w:szCs w:val="26"/>
+        </w:rPr>
+        <w:lastRenderedPageBreak/>
+        <w:drawing>
+          <wp:inline distT="0" distB="0" distL="0" distR="0" wp14:anchorId="6B144288" wp14:editId="450DF93B">
+            <wp:extent cx="5943600" cy="2208530"/>
+            <wp:effectExtent l="0" t="0" r="0" b="1270"/>
+            <wp:docPr id="230297831" name="Picture 17"/>
+            <wp:cNvGraphicFramePr>
+              <a:graphicFrameLocks xmlns:a="http://schemas.openxmlformats.org/drawingml/2006/main" noChangeAspect="1"/>
+            </wp:cNvGraphicFramePr>
+            <a:graphic xmlns:a="http://schemas.openxmlformats.org/drawingml/2006/main">
+              <a:graphicData uri="http://schemas.openxmlformats.org/drawingml/2006/picture">
+                <pic:pic xmlns:pic="http://schemas.openxmlformats.org/drawingml/2006/picture">
+                  <pic:nvPicPr>
+                    <pic:cNvPr id="230297831" name="Picture 230297831"/>
+                    <pic:cNvPicPr/>
+                  </pic:nvPicPr>
+                  <pic:blipFill>
+                    <a:blip r:embed="rId28">
+                      <a:extLst>
+                        <a:ext uri="{28A0092B-C50C-407E-A947-70E740481C1C}">
+                          <a14:useLocalDpi xmlns:a14="http://schemas.microsoft.com/office/drawing/2010/main" val="0"/>
+                        </a:ext>
+                      </a:extLst>
+                    </a:blip>
+                    <a:stretch>
+                      <a:fillRect/>
+                    </a:stretch>
+                  </pic:blipFill>
+                  <pic:spPr>
+                    <a:xfrm>
+                      <a:off x="0" y="0"/>
+                      <a:ext cx="5943600" cy="2208530"/>
+                    </a:xfrm>
+                    <a:prstGeom prst="rect">
+                      <a:avLst/>
+                    </a:prstGeom>
+                  </pic:spPr>
+                </pic:pic>
+              </a:graphicData>
+            </a:graphic>
+          </wp:inline>
+        </w:drawing>
+      </w:r>
+    </w:p>
+    <w:p>
+      <w:pPr>
+        <w:pStyle w:val="ListParagraph"/>
+        <w:numPr>
+          <w:ilvl w:val="0"/>
+          <w:numId w:val="38"/>
+        </w:numPr>
+        <w:tabs>
+          <w:tab w:val="left" w:pos="720"/>
+        </w:tabs>
+        <w:spacing w:after="0"/>
+        <w:ind w:left="0" w:firstLine="0"/>
+        <w:jc w:val="both"/>
+        <w:rPr>
+          <w:rFonts w:ascii="Times New Roman" w:hAnsi="Times New Roman" w:cs="Times New Roman"/>
+          <w:b/>
+          <w:i/>
+          <w:sz w:val="26"/>
+          <w:szCs w:val="26"/>
+        </w:rPr>
+      </w:pPr>
+      <w:r>
+        <w:rPr>
+          <w:rFonts w:ascii="Times New Roman" w:hAnsi="Times New Roman" w:cs="Times New Roman"/>
+          <w:b/>
+          <w:i/>
+          <w:sz w:val="26"/>
+          <w:szCs w:val="26"/>
+        </w:rPr>
+        <w:t>WEB – Owner quản lý bản dịch của quán mình</w:t>
+      </w:r>
+    </w:p>
+    <w:p>
+      <w:pPr>
+        <w:pStyle w:val="ListParagraph"/>
+        <w:tabs>
+          <w:tab w:val="left" w:pos="720"/>
+        </w:tabs>
+        <w:spacing w:after="0"/>
+        <w:ind w:left="0" w:firstLine="0"/>
+        <w:jc w:val="both"/>
+        <w:rPr>
+          <w:rFonts w:ascii="Times New Roman" w:hAnsi="Times New Roman" w:cs="Times New Roman"/>
+          <w:sz w:val="26"/>
+          <w:szCs w:val="26"/>
+        </w:rPr>
+      </w:pPr>
+      <w:r>
+        <w:rPr>
+          <w:rFonts w:ascii="Times New Roman" w:hAnsi="Times New Roman" w:cs="Times New Roman"/>
+          <w:noProof/>
+          <w:sz w:val="26"/>
+          <w:szCs w:val="26"/>
+        </w:rPr>
+        <w:drawing>
+          <wp:inline distT="0" distB="0" distL="0" distR="0" wp14:anchorId="1372DF63" wp14:editId="763489EF">
+            <wp:extent cx="5943600" cy="2385695"/>
+            <wp:effectExtent l="0" t="0" r="0" b="0"/>
+            <wp:docPr id="1018400825" name="Picture 18"/>
+            <wp:cNvGraphicFramePr>
+              <a:graphicFrameLocks xmlns:a="http://schemas.openxmlformats.org/drawingml/2006/main" noChangeAspect="1"/>
+            </wp:cNvGraphicFramePr>
+            <a:graphic xmlns:a="http://schemas.openxmlformats.org/drawingml/2006/main">
+              <a:graphicData uri="http://schemas.openxmlformats.org/drawingml/2006/picture">
+                <pic:pic xmlns:pic="http://schemas.openxmlformats.org/drawingml/2006/picture">
+                  <pic:nvPicPr>
+                    <pic:cNvPr id="1018400825" name="Picture 1018400825"/>
+                    <pic:cNvPicPr/>
+                  </pic:nvPicPr>
+                  <pic:blipFill>
+                    <a:blip r:embed="rId29">
                       <a:extLst>
                         <a:ext uri="{28A0092B-C50C-407E-A947-70E740481C1C}">
                           <a14:useLocalDpi xmlns:a14="http://schemas.microsoft.com/office/drawing/2010/main" val="0"/>
@@ -7139,10 +7302,10 @@
           <w:szCs w:val="26"/>
         </w:rPr>
         <w:drawing>
-          <wp:inline distT="0" distB="0" distL="0" distR="0">
-            <wp:extent cx="5943600" cy="2667000"/>
-            <wp:effectExtent l="0" t="0" r="0" b="0"/>
-            <wp:docPr id="24" name="Picture 24"/>
+          <wp:inline distT="0" distB="0" distL="0" distR="0" wp14:anchorId="5DAE4C70" wp14:editId="787FC33C">
+            <wp:extent cx="5943600" cy="2505710"/>
+            <wp:effectExtent l="0" t="0" r="0" b="8890"/>
+            <wp:docPr id="1435016806" name="Picture 19"/>
             <wp:cNvGraphicFramePr>
               <a:graphicFrameLocks xmlns:a="http://schemas.openxmlformats.org/drawingml/2006/main" noChangeAspect="1"/>
             </wp:cNvGraphicFramePr>
@@ -7150,403 +7313,7 @@
               <a:graphicData uri="http://schemas.openxmlformats.org/drawingml/2006/picture">
                 <pic:pic xmlns:pic="http://schemas.openxmlformats.org/drawingml/2006/picture">
                   <pic:nvPicPr>
-                    <pic:cNvPr id="24" name="SE Owner QuanLyAudioMapLink.png"/>
-                    <pic:cNvPicPr/>
-                  </pic:nvPicPr>
-                  <pic:blipFill>
-                    <a:blip r:embed="rId27">
-                      <a:extLst>
-                        <a:ext uri="{28A0092B-C50C-407E-A947-70E740481C1C}">
-                          <a14:useLocalDpi xmlns:a14="http://schemas.microsoft.com/office/drawing/2010/main" val="0"/>
-                        </a:ext>
-                      </a:extLst>
-                    </a:blip>
-                    <a:stretch>
-                      <a:fillRect/>
-                    </a:stretch>
-                  </pic:blipFill>
-                  <pic:spPr>
-                    <a:xfrm>
-                      <a:off x="0" y="0"/>
-                      <a:ext cx="5943600" cy="2667000"/>
-                    </a:xfrm>
-                    <a:prstGeom prst="rect">
-                      <a:avLst/>
-                    </a:prstGeom>
-                  </pic:spPr>
-                </pic:pic>
-              </a:graphicData>
-            </a:graphic>
-          </wp:inline>
-        </w:drawing>
-      </w:r>
-    </w:p>
-    <w:p>
-      <w:pPr>
-        <w:pStyle w:val="ListParagraph"/>
-        <w:numPr>
-          <w:ilvl w:val="0"/>
-          <w:numId w:val="1"/>
-        </w:numPr>
-        <w:tabs>
-          <w:tab w:val="left" w:pos="360"/>
-        </w:tabs>
-        <w:spacing w:after="0"/>
-        <w:ind w:left="0" w:firstLine="0"/>
-        <w:jc w:val="both"/>
-        <w:rPr>
-          <w:rFonts w:ascii="Times New Roman" w:hAnsi="Times New Roman" w:cs="Times New Roman"/>
-          <w:b/>
-          <w:sz w:val="28"/>
-          <w:szCs w:val="28"/>
-        </w:rPr>
-      </w:pPr>
-      <w:r>
-        <w:rPr>
-          <w:rFonts w:ascii="Times New Roman" w:hAnsi="Times New Roman" w:cs="Times New Roman"/>
-          <w:b/>
-          <w:sz w:val="28"/>
-          <w:szCs w:val="28"/>
-        </w:rPr>
-        <w:lastRenderedPageBreak/>
-        <w:t>Sơ đồ Activity</w:t>
-      </w:r>
-    </w:p>
-    <w:p>
-      <w:pPr>
-        <w:pStyle w:val="ListParagraph"/>
-        <w:numPr>
-          <w:ilvl w:val="0"/>
-          <w:numId w:val="40"/>
-        </w:numPr>
-        <w:tabs>
-          <w:tab w:val="left" w:pos="180"/>
-          <w:tab w:val="left" w:pos="720"/>
-        </w:tabs>
-        <w:spacing w:after="0"/>
-        <w:ind w:left="0" w:firstLine="0"/>
-        <w:jc w:val="both"/>
-        <w:rPr>
-          <w:rFonts w:ascii="Times New Roman" w:hAnsi="Times New Roman" w:cs="Times New Roman"/>
-          <w:b/>
-          <w:i/>
-          <w:sz w:val="26"/>
-          <w:szCs w:val="26"/>
-        </w:rPr>
-      </w:pPr>
-      <w:r>
-        <w:rPr>
-          <w:rFonts w:ascii="Times New Roman" w:hAnsi="Times New Roman" w:cs="Times New Roman"/>
-          <w:b/>
-          <w:i/>
-          <w:sz w:val="26"/>
-          <w:szCs w:val="26"/>
-        </w:rPr>
-        <w:t>Luồng chính Du khách – APP</w:t>
-      </w:r>
-    </w:p>
-    <w:p>
-      <w:pPr>
-        <w:pStyle w:val="ListParagraph"/>
-        <w:tabs>
-          <w:tab w:val="left" w:pos="180"/>
-          <w:tab w:val="left" w:pos="720"/>
-        </w:tabs>
-        <w:spacing w:after="0"/>
-        <w:ind w:left="0" w:firstLine="0"/>
-        <w:jc w:val="both"/>
-        <w:rPr>
-          <w:rFonts w:ascii="Times New Roman" w:hAnsi="Times New Roman" w:cs="Times New Roman"/>
-          <w:sz w:val="26"/>
-          <w:szCs w:val="26"/>
-        </w:rPr>
-      </w:pPr>
-      <w:r>
-        <w:rPr>
-          <w:rFonts w:ascii="Times New Roman" w:hAnsi="Times New Roman" w:cs="Times New Roman"/>
-          <w:noProof/>
-          <w:sz w:val="26"/>
-          <w:szCs w:val="26"/>
-        </w:rPr>
-        <w:drawing>
-          <wp:inline distT="0" distB="0" distL="0" distR="0">
-            <wp:extent cx="5943600" cy="5878286"/>
-            <wp:effectExtent l="0" t="0" r="0" b="8255"/>
-            <wp:docPr id="25" name="Picture 25"/>
-            <wp:cNvGraphicFramePr>
-              <a:graphicFrameLocks xmlns:a="http://schemas.openxmlformats.org/drawingml/2006/main" noChangeAspect="1"/>
-            </wp:cNvGraphicFramePr>
-            <a:graphic xmlns:a="http://schemas.openxmlformats.org/drawingml/2006/main">
-              <a:graphicData uri="http://schemas.openxmlformats.org/drawingml/2006/picture">
-                <pic:pic xmlns:pic="http://schemas.openxmlformats.org/drawingml/2006/picture">
-                  <pic:nvPicPr>
-                    <pic:cNvPr id="25" name="ACT DuKhach.png"/>
-                    <pic:cNvPicPr/>
-                  </pic:nvPicPr>
-                  <pic:blipFill>
-                    <a:blip r:embed="rId28">
-                      <a:extLst>
-                        <a:ext uri="{28A0092B-C50C-407E-A947-70E740481C1C}">
-                          <a14:useLocalDpi xmlns:a14="http://schemas.microsoft.com/office/drawing/2010/main" val="0"/>
-                        </a:ext>
-                      </a:extLst>
-                    </a:blip>
-                    <a:stretch>
-                      <a:fillRect/>
-                    </a:stretch>
-                  </pic:blipFill>
-                  <pic:spPr>
-                    <a:xfrm>
-                      <a:off x="0" y="0"/>
-                      <a:ext cx="5947734" cy="5882375"/>
-                    </a:xfrm>
-                    <a:prstGeom prst="rect">
-                      <a:avLst/>
-                    </a:prstGeom>
-                  </pic:spPr>
-                </pic:pic>
-              </a:graphicData>
-            </a:graphic>
-          </wp:inline>
-        </w:drawing>
-      </w:r>
-    </w:p>
-    <w:p>
-      <w:pPr>
-        <w:rPr>
-          <w:rFonts w:ascii="Times New Roman" w:hAnsi="Times New Roman" w:cs="Times New Roman"/>
-          <w:b/>
-          <w:i/>
-          <w:sz w:val="26"/>
-          <w:szCs w:val="26"/>
-        </w:rPr>
-      </w:pPr>
-      <w:r>
-        <w:rPr>
-          <w:rFonts w:ascii="Times New Roman" w:hAnsi="Times New Roman" w:cs="Times New Roman"/>
-          <w:b/>
-          <w:i/>
-          <w:sz w:val="26"/>
-          <w:szCs w:val="26"/>
-        </w:rPr>
-        <w:br w:type="page"/>
-      </w:r>
-    </w:p>
-    <w:p>
-      <w:pPr>
-        <w:pStyle w:val="ListParagraph"/>
-        <w:numPr>
-          <w:ilvl w:val="0"/>
-          <w:numId w:val="40"/>
-        </w:numPr>
-        <w:tabs>
-          <w:tab w:val="left" w:pos="180"/>
-          <w:tab w:val="left" w:pos="720"/>
-        </w:tabs>
-        <w:spacing w:after="0"/>
-        <w:ind w:left="0" w:firstLine="0"/>
-        <w:jc w:val="both"/>
-        <w:rPr>
-          <w:rFonts w:ascii="Times New Roman" w:hAnsi="Times New Roman" w:cs="Times New Roman"/>
-          <w:b/>
-          <w:i/>
-          <w:sz w:val="26"/>
-          <w:szCs w:val="26"/>
-        </w:rPr>
-      </w:pPr>
-      <w:r>
-        <w:rPr>
-          <w:rFonts w:ascii="Times New Roman" w:hAnsi="Times New Roman" w:cs="Times New Roman"/>
-          <w:b/>
-          <w:i/>
-          <w:sz w:val="26"/>
-          <w:szCs w:val="26"/>
-        </w:rPr>
-        <w:lastRenderedPageBreak/>
-        <w:t>Luồng chính Admin – WEB</w:t>
-      </w:r>
-    </w:p>
-    <w:p>
-      <w:pPr>
-        <w:pStyle w:val="ListParagraph"/>
-        <w:tabs>
-          <w:tab w:val="left" w:pos="180"/>
-          <w:tab w:val="left" w:pos="720"/>
-        </w:tabs>
-        <w:spacing w:after="0"/>
-        <w:ind w:left="0" w:firstLine="0"/>
-        <w:jc w:val="both"/>
-        <w:rPr>
-          <w:rFonts w:ascii="Times New Roman" w:hAnsi="Times New Roman" w:cs="Times New Roman"/>
-          <w:sz w:val="26"/>
-          <w:szCs w:val="26"/>
-        </w:rPr>
-      </w:pPr>
-      <w:r>
-        <w:rPr>
-          <w:rFonts w:ascii="Times New Roman" w:hAnsi="Times New Roman" w:cs="Times New Roman"/>
-          <w:noProof/>
-          <w:sz w:val="26"/>
-          <w:szCs w:val="26"/>
-        </w:rPr>
-        <w:drawing>
-          <wp:inline distT="0" distB="0" distL="0" distR="0">
-            <wp:extent cx="5943600" cy="6851015"/>
-            <wp:effectExtent l="0" t="0" r="0" b="6985"/>
-            <wp:docPr id="26" name="Picture 26"/>
-            <wp:cNvGraphicFramePr>
-              <a:graphicFrameLocks xmlns:a="http://schemas.openxmlformats.org/drawingml/2006/main" noChangeAspect="1"/>
-            </wp:cNvGraphicFramePr>
-            <a:graphic xmlns:a="http://schemas.openxmlformats.org/drawingml/2006/main">
-              <a:graphicData uri="http://schemas.openxmlformats.org/drawingml/2006/picture">
-                <pic:pic xmlns:pic="http://schemas.openxmlformats.org/drawingml/2006/picture">
-                  <pic:nvPicPr>
-                    <pic:cNvPr id="26" name="ACT Admin.png"/>
-                    <pic:cNvPicPr/>
-                  </pic:nvPicPr>
-                  <pic:blipFill>
-                    <a:blip r:embed="rId29">
-                      <a:extLst>
-                        <a:ext uri="{28A0092B-C50C-407E-A947-70E740481C1C}">
-                          <a14:useLocalDpi xmlns:a14="http://schemas.microsoft.com/office/drawing/2010/main" val="0"/>
-                        </a:ext>
-                      </a:extLst>
-                    </a:blip>
-                    <a:stretch>
-                      <a:fillRect/>
-                    </a:stretch>
-                  </pic:blipFill>
-                  <pic:spPr>
-                    <a:xfrm>
-                      <a:off x="0" y="0"/>
-                      <a:ext cx="5943600" cy="6851015"/>
-                    </a:xfrm>
-                    <a:prstGeom prst="rect">
-                      <a:avLst/>
-                    </a:prstGeom>
-                  </pic:spPr>
-                </pic:pic>
-              </a:graphicData>
-            </a:graphic>
-          </wp:inline>
-        </w:drawing>
-      </w:r>
-    </w:p>
-    <w:p>
-      <w:pPr>
-        <w:rPr>
-          <w:rFonts w:ascii="Times New Roman" w:hAnsi="Times New Roman" w:cs="Times New Roman"/>
-          <w:b/>
-          <w:i/>
-          <w:sz w:val="26"/>
-          <w:szCs w:val="26"/>
-        </w:rPr>
-      </w:pPr>
-      <w:r>
-        <w:rPr>
-          <w:rFonts w:ascii="Times New Roman" w:hAnsi="Times New Roman" w:cs="Times New Roman"/>
-          <w:b/>
-          <w:i/>
-          <w:sz w:val="26"/>
-          <w:szCs w:val="26"/>
-        </w:rPr>
-        <w:br w:type="page"/>
-      </w:r>
-    </w:p>
-    <w:p>
-      <w:pPr>
-        <w:pStyle w:val="ListParagraph"/>
-        <w:numPr>
-          <w:ilvl w:val="0"/>
-          <w:numId w:val="40"/>
-        </w:numPr>
-        <w:tabs>
-          <w:tab w:val="left" w:pos="180"/>
-          <w:tab w:val="left" w:pos="720"/>
-        </w:tabs>
-        <w:spacing w:after="0"/>
-        <w:ind w:left="0" w:firstLine="0"/>
-        <w:jc w:val="both"/>
-        <w:rPr>
-          <w:rFonts w:ascii="Times New Roman" w:hAnsi="Times New Roman" w:cs="Times New Roman"/>
-          <w:b/>
-          <w:i/>
-          <w:sz w:val="26"/>
-          <w:szCs w:val="26"/>
-        </w:rPr>
-      </w:pPr>
-      <w:r>
-        <w:rPr>
-          <w:rFonts w:ascii="Times New Roman" w:hAnsi="Times New Roman" w:cs="Times New Roman"/>
-          <w:b/>
-          <w:i/>
-          <w:sz w:val="26"/>
-          <w:szCs w:val="26"/>
-        </w:rPr>
-        <w:lastRenderedPageBreak/>
-        <w:t xml:space="preserve">Luồng chính chủ quán </w:t>
-      </w:r>
-      <w:r>
-        <w:rPr>
-          <w:rFonts w:ascii="Times New Roman" w:hAnsi="Times New Roman" w:cs="Times New Roman"/>
-          <w:b/>
-          <w:i/>
-          <w:sz w:val="26"/>
-          <w:szCs w:val="26"/>
-        </w:rPr>
-        <w:t>–</w:t>
-      </w:r>
-      <w:r>
-        <w:rPr>
-          <w:rFonts w:ascii="Times New Roman" w:hAnsi="Times New Roman" w:cs="Times New Roman"/>
-          <w:b/>
-          <w:i/>
-          <w:sz w:val="26"/>
-          <w:szCs w:val="26"/>
-        </w:rPr>
-        <w:t xml:space="preserve"> WEB</w:t>
-      </w:r>
-    </w:p>
-    <w:p>
-      <w:pPr>
-        <w:pStyle w:val="ListParagraph"/>
-        <w:tabs>
-          <w:tab w:val="left" w:pos="180"/>
-          <w:tab w:val="left" w:pos="720"/>
-        </w:tabs>
-        <w:spacing w:after="0"/>
-        <w:ind w:left="0" w:firstLine="0"/>
-        <w:jc w:val="both"/>
-        <w:rPr>
-          <w:rFonts w:ascii="Times New Roman" w:hAnsi="Times New Roman" w:cs="Times New Roman"/>
-          <w:b/>
-          <w:i/>
-          <w:sz w:val="26"/>
-          <w:szCs w:val="26"/>
-        </w:rPr>
-      </w:pPr>
-      <w:r>
-        <w:rPr>
-          <w:rFonts w:ascii="Times New Roman" w:hAnsi="Times New Roman" w:cs="Times New Roman"/>
-          <w:b/>
-          <w:i/>
-          <w:noProof/>
-          <w:sz w:val="26"/>
-          <w:szCs w:val="26"/>
-        </w:rPr>
-        <w:drawing>
-          <wp:inline distT="0" distB="0" distL="0" distR="0">
-            <wp:extent cx="4657667" cy="7647709"/>
-            <wp:effectExtent l="0" t="0" r="0" b="0"/>
-            <wp:docPr id="27" name="Picture 27"/>
-            <wp:cNvGraphicFramePr>
-              <a:graphicFrameLocks xmlns:a="http://schemas.openxmlformats.org/drawingml/2006/main" noChangeAspect="1"/>
-            </wp:cNvGraphicFramePr>
-            <a:graphic xmlns:a="http://schemas.openxmlformats.org/drawingml/2006/main">
-              <a:graphicData uri="http://schemas.openxmlformats.org/drawingml/2006/picture">
-                <pic:pic xmlns:pic="http://schemas.openxmlformats.org/drawingml/2006/picture">
-                  <pic:nvPicPr>
-                    <pic:cNvPr id="27" name="ACT Owner.png"/>
+                    <pic:cNvPr id="1435016806" name="Picture 1435016806"/>
                     <pic:cNvPicPr/>
                   </pic:nvPicPr>
                   <pic:blipFill>
@@ -7564,7 +7331,7 @@
                   <pic:spPr>
                     <a:xfrm>
                       <a:off x="0" y="0"/>
-                      <a:ext cx="4668217" cy="7665032"/>
+                      <a:ext cx="5943600" cy="2505710"/>
                     </a:xfrm>
                     <a:prstGeom prst="rect">
                       <a:avLst/>
@@ -7604,7 +7371,380 @@
           <w:sz w:val="28"/>
           <w:szCs w:val="28"/>
         </w:rPr>
+        <w:t>Sơ đồ Activity</w:t>
+      </w:r>
+    </w:p>
+    <w:p>
+      <w:pPr>
+        <w:pStyle w:val="ListParagraph"/>
+        <w:numPr>
+          <w:ilvl w:val="0"/>
+          <w:numId w:val="40"/>
+        </w:numPr>
+        <w:tabs>
+          <w:tab w:val="left" w:pos="180"/>
+          <w:tab w:val="left" w:pos="720"/>
+        </w:tabs>
+        <w:spacing w:after="0"/>
+        <w:ind w:left="0" w:firstLine="0"/>
+        <w:jc w:val="both"/>
+        <w:rPr>
+          <w:rFonts w:ascii="Times New Roman" w:hAnsi="Times New Roman" w:cs="Times New Roman"/>
+          <w:b/>
+          <w:i/>
+          <w:sz w:val="26"/>
+          <w:szCs w:val="26"/>
+        </w:rPr>
+      </w:pPr>
+      <w:r>
+        <w:rPr>
+          <w:rFonts w:ascii="Times New Roman" w:hAnsi="Times New Roman" w:cs="Times New Roman"/>
+          <w:b/>
+          <w:i/>
+          <w:sz w:val="26"/>
+          <w:szCs w:val="26"/>
+        </w:rPr>
         <w:lastRenderedPageBreak/>
+        <w:t>Luồng chính Du khách – APP</w:t>
+      </w:r>
+    </w:p>
+    <w:p>
+      <w:pPr>
+        <w:pStyle w:val="ListParagraph"/>
+        <w:tabs>
+          <w:tab w:val="left" w:pos="180"/>
+          <w:tab w:val="left" w:pos="720"/>
+        </w:tabs>
+        <w:spacing w:after="0"/>
+        <w:ind w:left="0" w:firstLine="0"/>
+        <w:jc w:val="both"/>
+        <w:rPr>
+          <w:rFonts w:ascii="Times New Roman" w:hAnsi="Times New Roman" w:cs="Times New Roman"/>
+          <w:sz w:val="26"/>
+          <w:szCs w:val="26"/>
+        </w:rPr>
+      </w:pPr>
+      <w:r>
+        <w:rPr>
+          <w:rFonts w:ascii="Times New Roman" w:hAnsi="Times New Roman" w:cs="Times New Roman"/>
+          <w:noProof/>
+          <w:sz w:val="26"/>
+          <w:szCs w:val="26"/>
+        </w:rPr>
+        <w:drawing>
+          <wp:inline distT="0" distB="0" distL="0" distR="0" wp14:anchorId="7053A0E0" wp14:editId="58E7288F">
+            <wp:extent cx="5943600" cy="3241675"/>
+            <wp:effectExtent l="0" t="0" r="0" b="0"/>
+            <wp:docPr id="442565145" name="Picture 20"/>
+            <wp:cNvGraphicFramePr>
+              <a:graphicFrameLocks xmlns:a="http://schemas.openxmlformats.org/drawingml/2006/main" noChangeAspect="1"/>
+            </wp:cNvGraphicFramePr>
+            <a:graphic xmlns:a="http://schemas.openxmlformats.org/drawingml/2006/main">
+              <a:graphicData uri="http://schemas.openxmlformats.org/drawingml/2006/picture">
+                <pic:pic xmlns:pic="http://schemas.openxmlformats.org/drawingml/2006/picture">
+                  <pic:nvPicPr>
+                    <pic:cNvPr id="442565145" name="Picture 442565145"/>
+                    <pic:cNvPicPr/>
+                  </pic:nvPicPr>
+                  <pic:blipFill>
+                    <a:blip r:embed="rId31" cstate="print">
+                      <a:extLst>
+                        <a:ext uri="{28A0092B-C50C-407E-A947-70E740481C1C}">
+                          <a14:useLocalDpi xmlns:a14="http://schemas.microsoft.com/office/drawing/2010/main" val="0"/>
+                        </a:ext>
+                      </a:extLst>
+                    </a:blip>
+                    <a:stretch>
+                      <a:fillRect/>
+                    </a:stretch>
+                  </pic:blipFill>
+                  <pic:spPr>
+                    <a:xfrm>
+                      <a:off x="0" y="0"/>
+                      <a:ext cx="5943600" cy="3241675"/>
+                    </a:xfrm>
+                    <a:prstGeom prst="rect">
+                      <a:avLst/>
+                    </a:prstGeom>
+                  </pic:spPr>
+                </pic:pic>
+              </a:graphicData>
+            </a:graphic>
+          </wp:inline>
+        </w:drawing>
+      </w:r>
+    </w:p>
+    <w:p>
+      <w:pPr>
+        <w:pStyle w:val="ListParagraph"/>
+        <w:numPr>
+          <w:ilvl w:val="0"/>
+          <w:numId w:val="40"/>
+        </w:numPr>
+        <w:tabs>
+          <w:tab w:val="left" w:pos="180"/>
+          <w:tab w:val="left" w:pos="720"/>
+        </w:tabs>
+        <w:spacing w:after="0"/>
+        <w:ind w:left="0" w:firstLine="0"/>
+        <w:jc w:val="both"/>
+        <w:rPr>
+          <w:rFonts w:ascii="Times New Roman" w:hAnsi="Times New Roman" w:cs="Times New Roman"/>
+          <w:b/>
+          <w:i/>
+          <w:sz w:val="26"/>
+          <w:szCs w:val="26"/>
+        </w:rPr>
+      </w:pPr>
+      <w:r>
+        <w:rPr>
+          <w:rFonts w:ascii="Times New Roman" w:hAnsi="Times New Roman" w:cs="Times New Roman"/>
+          <w:b/>
+          <w:i/>
+          <w:sz w:val="26"/>
+          <w:szCs w:val="26"/>
+        </w:rPr>
+        <w:t>Luồng chính Admin – WEB</w:t>
+      </w:r>
+    </w:p>
+    <w:p>
+      <w:pPr>
+        <w:pStyle w:val="ListParagraph"/>
+        <w:tabs>
+          <w:tab w:val="left" w:pos="180"/>
+          <w:tab w:val="left" w:pos="720"/>
+        </w:tabs>
+        <w:spacing w:after="0"/>
+        <w:ind w:left="0" w:firstLine="0"/>
+        <w:jc w:val="both"/>
+        <w:rPr>
+          <w:rFonts w:ascii="Times New Roman" w:hAnsi="Times New Roman" w:cs="Times New Roman"/>
+          <w:sz w:val="26"/>
+          <w:szCs w:val="26"/>
+        </w:rPr>
+      </w:pPr>
+      <w:r>
+        <w:rPr>
+          <w:rFonts w:ascii="Times New Roman" w:hAnsi="Times New Roman" w:cs="Times New Roman"/>
+          <w:noProof/>
+          <w:sz w:val="26"/>
+          <w:szCs w:val="26"/>
+        </w:rPr>
+        <w:drawing>
+          <wp:inline distT="0" distB="0" distL="0" distR="0" wp14:anchorId="19CE4DA0" wp14:editId="7B9F6AD2">
+            <wp:extent cx="5943600" cy="2292350"/>
+            <wp:effectExtent l="0" t="0" r="0" b="0"/>
+            <wp:docPr id="2145510262" name="Picture 21"/>
+            <wp:cNvGraphicFramePr>
+              <a:graphicFrameLocks xmlns:a="http://schemas.openxmlformats.org/drawingml/2006/main" noChangeAspect="1"/>
+            </wp:cNvGraphicFramePr>
+            <a:graphic xmlns:a="http://schemas.openxmlformats.org/drawingml/2006/main">
+              <a:graphicData uri="http://schemas.openxmlformats.org/drawingml/2006/picture">
+                <pic:pic xmlns:pic="http://schemas.openxmlformats.org/drawingml/2006/picture">
+                  <pic:nvPicPr>
+                    <pic:cNvPr id="2145510262" name="Picture 2145510262"/>
+                    <pic:cNvPicPr/>
+                  </pic:nvPicPr>
+                  <pic:blipFill>
+                    <a:blip r:embed="rId32" cstate="print">
+                      <a:extLst>
+                        <a:ext uri="{28A0092B-C50C-407E-A947-70E740481C1C}">
+                          <a14:useLocalDpi xmlns:a14="http://schemas.microsoft.com/office/drawing/2010/main" val="0"/>
+                        </a:ext>
+                      </a:extLst>
+                    </a:blip>
+                    <a:stretch>
+                      <a:fillRect/>
+                    </a:stretch>
+                  </pic:blipFill>
+                  <pic:spPr>
+                    <a:xfrm>
+                      <a:off x="0" y="0"/>
+                      <a:ext cx="5943600" cy="2292350"/>
+                    </a:xfrm>
+                    <a:prstGeom prst="rect">
+                      <a:avLst/>
+                    </a:prstGeom>
+                  </pic:spPr>
+                </pic:pic>
+              </a:graphicData>
+            </a:graphic>
+          </wp:inline>
+        </w:drawing>
+      </w:r>
+    </w:p>
+    <w:p>
+      <w:pPr>
+        <w:rPr>
+          <w:rFonts w:ascii="Times New Roman" w:hAnsi="Times New Roman" w:cs="Times New Roman"/>
+          <w:b/>
+          <w:i/>
+          <w:sz w:val="26"/>
+          <w:szCs w:val="26"/>
+        </w:rPr>
+      </w:pPr>
+      <w:r>
+        <w:rPr>
+          <w:rFonts w:ascii="Times New Roman" w:hAnsi="Times New Roman" w:cs="Times New Roman"/>
+          <w:b/>
+          <w:i/>
+          <w:sz w:val="26"/>
+          <w:szCs w:val="26"/>
+        </w:rPr>
+        <w:br w:type="page"/>
+      </w:r>
+    </w:p>
+    <w:p>
+      <w:pPr>
+        <w:pStyle w:val="ListParagraph"/>
+        <w:numPr>
+          <w:ilvl w:val="0"/>
+          <w:numId w:val="40"/>
+        </w:numPr>
+        <w:tabs>
+          <w:tab w:val="left" w:pos="180"/>
+          <w:tab w:val="left" w:pos="720"/>
+        </w:tabs>
+        <w:spacing w:after="0"/>
+        <w:ind w:left="0" w:firstLine="0"/>
+        <w:jc w:val="both"/>
+        <w:rPr>
+          <w:rFonts w:ascii="Times New Roman" w:hAnsi="Times New Roman" w:cs="Times New Roman"/>
+          <w:b/>
+          <w:i/>
+          <w:sz w:val="26"/>
+          <w:szCs w:val="26"/>
+        </w:rPr>
+      </w:pPr>
+      <w:r>
+        <w:rPr>
+          <w:rFonts w:ascii="Times New Roman" w:hAnsi="Times New Roman" w:cs="Times New Roman"/>
+          <w:b/>
+          <w:i/>
+          <w:sz w:val="26"/>
+          <w:szCs w:val="26"/>
+        </w:rPr>
+        <w:lastRenderedPageBreak/>
+        <w:t xml:space="preserve">Luồng chính chủ quán </w:t>
+      </w:r>
+      <w:r>
+        <w:rPr>
+          <w:rFonts w:ascii="Times New Roman" w:hAnsi="Times New Roman" w:cs="Times New Roman"/>
+          <w:b/>
+          <w:i/>
+          <w:sz w:val="26"/>
+          <w:szCs w:val="26"/>
+        </w:rPr>
+        <w:t>–</w:t>
+      </w:r>
+      <w:r>
+        <w:rPr>
+          <w:rFonts w:ascii="Times New Roman" w:hAnsi="Times New Roman" w:cs="Times New Roman"/>
+          <w:b/>
+          <w:i/>
+          <w:sz w:val="26"/>
+          <w:szCs w:val="26"/>
+        </w:rPr>
+        <w:t xml:space="preserve"> WEB</w:t>
+      </w:r>
+    </w:p>
+    <w:p>
+      <w:pPr>
+        <w:pStyle w:val="ListParagraph"/>
+        <w:tabs>
+          <w:tab w:val="left" w:pos="180"/>
+          <w:tab w:val="left" w:pos="720"/>
+        </w:tabs>
+        <w:spacing w:after="0"/>
+        <w:ind w:left="0" w:firstLine="0"/>
+        <w:jc w:val="both"/>
+        <w:rPr>
+          <w:rFonts w:ascii="Times New Roman" w:hAnsi="Times New Roman" w:cs="Times New Roman"/>
+          <w:b/>
+          <w:i/>
+          <w:sz w:val="26"/>
+          <w:szCs w:val="26"/>
+        </w:rPr>
+      </w:pPr>
+      <w:r>
+        <w:rPr>
+          <w:rFonts w:ascii="Times New Roman" w:hAnsi="Times New Roman" w:cs="Times New Roman"/>
+          <w:b/>
+          <w:i/>
+          <w:noProof/>
+          <w:sz w:val="26"/>
+          <w:szCs w:val="26"/>
+        </w:rPr>
+        <w:drawing>
+          <wp:inline distT="0" distB="0" distL="0" distR="0" wp14:anchorId="399CEFF4" wp14:editId="6915DCDD">
+            <wp:extent cx="5943600" cy="2839085"/>
+            <wp:effectExtent l="0" t="0" r="0" b="0"/>
+            <wp:docPr id="384111948" name="Picture 22"/>
+            <wp:cNvGraphicFramePr>
+              <a:graphicFrameLocks xmlns:a="http://schemas.openxmlformats.org/drawingml/2006/main" noChangeAspect="1"/>
+            </wp:cNvGraphicFramePr>
+            <a:graphic xmlns:a="http://schemas.openxmlformats.org/drawingml/2006/main">
+              <a:graphicData uri="http://schemas.openxmlformats.org/drawingml/2006/picture">
+                <pic:pic xmlns:pic="http://schemas.openxmlformats.org/drawingml/2006/picture">
+                  <pic:nvPicPr>
+                    <pic:cNvPr id="384111948" name="Picture 384111948"/>
+                    <pic:cNvPicPr/>
+                  </pic:nvPicPr>
+                  <pic:blipFill>
+                    <a:blip r:embed="rId33">
+                      <a:extLst>
+                        <a:ext uri="{28A0092B-C50C-407E-A947-70E740481C1C}">
+                          <a14:useLocalDpi xmlns:a14="http://schemas.microsoft.com/office/drawing/2010/main" val="0"/>
+                        </a:ext>
+                      </a:extLst>
+                    </a:blip>
+                    <a:stretch>
+                      <a:fillRect/>
+                    </a:stretch>
+                  </pic:blipFill>
+                  <pic:spPr>
+                    <a:xfrm>
+                      <a:off x="0" y="0"/>
+                      <a:ext cx="5943600" cy="2839085"/>
+                    </a:xfrm>
+                    <a:prstGeom prst="rect">
+                      <a:avLst/>
+                    </a:prstGeom>
+                  </pic:spPr>
+                </pic:pic>
+              </a:graphicData>
+            </a:graphic>
+          </wp:inline>
+        </w:drawing>
+      </w:r>
+    </w:p>
+    <w:p>
+      <w:pPr>
+        <w:pStyle w:val="ListParagraph"/>
+        <w:numPr>
+          <w:ilvl w:val="0"/>
+          <w:numId w:val="1"/>
+        </w:numPr>
+        <w:tabs>
+          <w:tab w:val="left" w:pos="360"/>
+        </w:tabs>
+        <w:spacing w:after="0"/>
+        <w:ind w:left="0" w:firstLine="0"/>
+        <w:jc w:val="both"/>
+        <w:rPr>
+          <w:rFonts w:ascii="Times New Roman" w:hAnsi="Times New Roman" w:cs="Times New Roman"/>
+          <w:b/>
+          <w:sz w:val="28"/>
+          <w:szCs w:val="28"/>
+        </w:rPr>
+      </w:pPr>
+      <w:r>
+        <w:rPr>
+          <w:rFonts w:ascii="Times New Roman" w:hAnsi="Times New Roman" w:cs="Times New Roman"/>
+          <w:b/>
+          <w:sz w:val="28"/>
+          <w:szCs w:val="28"/>
+        </w:rPr>
         <w:t>Mô hình dữ liệu</w:t>
       </w:r>
     </w:p>
@@ -7662,12 +7802,6 @@
         <w:gridCol w:w="6845"/>
       </w:tblGrid>
       <w:tr>
-        <w:tblPrEx>
-          <w:tblCellMar>
-            <w:top w:w="0" w:type="dxa"/>
-            <w:bottom w:w="0" w:type="dxa"/>
-          </w:tblCellMar>
-        </w:tblPrEx>
         <w:tc>
           <w:tcPr>
             <w:tcW w:w="2505" w:type="dxa"/>
@@ -7724,12 +7858,6 @@
         </w:tc>
       </w:tr>
       <w:tr>
-        <w:tblPrEx>
-          <w:tblCellMar>
-            <w:top w:w="0" w:type="dxa"/>
-            <w:bottom w:w="0" w:type="dxa"/>
-          </w:tblCellMar>
-        </w:tblPrEx>
         <w:tc>
           <w:tcPr>
             <w:tcW w:w="2505" w:type="dxa"/>
@@ -7782,12 +7910,6 @@
         </w:tc>
       </w:tr>
       <w:tr>
-        <w:tblPrEx>
-          <w:tblCellMar>
-            <w:top w:w="0" w:type="dxa"/>
-            <w:bottom w:w="0" w:type="dxa"/>
-          </w:tblCellMar>
-        </w:tblPrEx>
         <w:tc>
           <w:tcPr>
             <w:tcW w:w="2505" w:type="dxa"/>
@@ -7872,12 +7994,6 @@
         </w:tc>
       </w:tr>
       <w:tr>
-        <w:tblPrEx>
-          <w:tblCellMar>
-            <w:top w:w="0" w:type="dxa"/>
-            <w:bottom w:w="0" w:type="dxa"/>
-          </w:tblCellMar>
-        </w:tblPrEx>
         <w:tc>
           <w:tcPr>
             <w:tcW w:w="2505" w:type="dxa"/>
@@ -7930,12 +8046,6 @@
         </w:tc>
       </w:tr>
       <w:tr>
-        <w:tblPrEx>
-          <w:tblCellMar>
-            <w:top w:w="0" w:type="dxa"/>
-            <w:bottom w:w="0" w:type="dxa"/>
-          </w:tblCellMar>
-        </w:tblPrEx>
         <w:tc>
           <w:tcPr>
             <w:tcW w:w="2505" w:type="dxa"/>
@@ -7988,12 +8098,6 @@
         </w:tc>
       </w:tr>
       <w:tr>
-        <w:tblPrEx>
-          <w:tblCellMar>
-            <w:top w:w="0" w:type="dxa"/>
-            <w:bottom w:w="0" w:type="dxa"/>
-          </w:tblCellMar>
-        </w:tblPrEx>
         <w:tc>
           <w:tcPr>
             <w:tcW w:w="2505" w:type="dxa"/>
@@ -8046,12 +8150,6 @@
         </w:tc>
       </w:tr>
       <w:tr>
-        <w:tblPrEx>
-          <w:tblCellMar>
-            <w:top w:w="0" w:type="dxa"/>
-            <w:bottom w:w="0" w:type="dxa"/>
-          </w:tblCellMar>
-        </w:tblPrEx>
         <w:tc>
           <w:tcPr>
             <w:tcW w:w="2505" w:type="dxa"/>
@@ -8104,12 +8202,6 @@
         </w:tc>
       </w:tr>
       <w:tr>
-        <w:tblPrEx>
-          <w:tblCellMar>
-            <w:top w:w="0" w:type="dxa"/>
-            <w:bottom w:w="0" w:type="dxa"/>
-          </w:tblCellMar>
-        </w:tblPrEx>
         <w:tc>
           <w:tcPr>
             <w:tcW w:w="2505" w:type="dxa"/>
@@ -8162,12 +8254,6 @@
         </w:tc>
       </w:tr>
       <w:tr>
-        <w:tblPrEx>
-          <w:tblCellMar>
-            <w:top w:w="0" w:type="dxa"/>
-            <w:bottom w:w="0" w:type="dxa"/>
-          </w:tblCellMar>
-        </w:tblPrEx>
         <w:tc>
           <w:tcPr>
             <w:tcW w:w="2505" w:type="dxa"/>
@@ -8220,12 +8306,6 @@
         </w:tc>
       </w:tr>
       <w:tr>
-        <w:tblPrEx>
-          <w:tblCellMar>
-            <w:top w:w="0" w:type="dxa"/>
-            <w:bottom w:w="0" w:type="dxa"/>
-          </w:tblCellMar>
-        </w:tblPrEx>
         <w:tc>
           <w:tcPr>
             <w:tcW w:w="2505" w:type="dxa"/>
@@ -8278,12 +8358,6 @@
         </w:tc>
       </w:tr>
       <w:tr>
-        <w:tblPrEx>
-          <w:tblCellMar>
-            <w:top w:w="0" w:type="dxa"/>
-            <w:bottom w:w="0" w:type="dxa"/>
-          </w:tblCellMar>
-        </w:tblPrEx>
         <w:tc>
           <w:tcPr>
             <w:tcW w:w="2505" w:type="dxa"/>
@@ -8322,13 +8396,15 @@
                 <w:rFonts w:ascii="Times New Roman" w:hAnsi="Times New Roman" w:cs="Times New Roman"/>
                 <w:sz w:val="26"/>
                 <w:szCs w:val="26"/>
-              </w:rPr>
-            </w:pPr>
-            <w:r>
-              <w:rPr>
-                <w:rFonts w:ascii="Times New Roman" w:hAnsi="Times New Roman" w:cs="Times New Roman"/>
-                <w:sz w:val="26"/>
-                <w:szCs w:val="26"/>
+                <w:lang w:val="fr-FR"/>
+              </w:rPr>
+            </w:pPr>
+            <w:r>
+              <w:rPr>
+                <w:rFonts w:ascii="Times New Roman" w:hAnsi="Times New Roman" w:cs="Times New Roman"/>
+                <w:sz w:val="26"/>
+                <w:szCs w:val="26"/>
+                <w:lang w:val="fr-FR"/>
               </w:rPr>
               <w:t>Log quét QR để mở POI/premium</w:t>
             </w:r>
@@ -8391,12 +8467,6 @@
         <w:gridCol w:w="3117"/>
       </w:tblGrid>
       <w:tr>
-        <w:tblPrEx>
-          <w:tblCellMar>
-            <w:top w:w="0" w:type="dxa"/>
-            <w:bottom w:w="0" w:type="dxa"/>
-          </w:tblCellMar>
-        </w:tblPrEx>
         <w:tc>
           <w:tcPr>
             <w:tcW w:w="3000" w:type="dxa"/>
@@ -8480,12 +8550,6 @@
         </w:tc>
       </w:tr>
       <w:tr>
-        <w:tblPrEx>
-          <w:tblCellMar>
-            <w:top w:w="0" w:type="dxa"/>
-            <w:bottom w:w="0" w:type="dxa"/>
-          </w:tblCellMar>
-        </w:tblPrEx>
         <w:tc>
           <w:tcPr>
             <w:tcW w:w="3000" w:type="dxa"/>
@@ -8506,6 +8570,7 @@
                 <w:sz w:val="26"/>
                 <w:szCs w:val="26"/>
               </w:rPr>
+              <w:lastRenderedPageBreak/>
               <w:t>TouristPlace</w:t>
             </w:r>
           </w:p>
@@ -8560,12 +8625,6 @@
         </w:tc>
       </w:tr>
       <w:tr>
-        <w:tblPrEx>
-          <w:tblCellMar>
-            <w:top w:w="0" w:type="dxa"/>
-            <w:bottom w:w="0" w:type="dxa"/>
-          </w:tblCellMar>
-        </w:tblPrEx>
         <w:tc>
           <w:tcPr>
             <w:tcW w:w="3000" w:type="dxa"/>
@@ -8640,12 +8699,6 @@
         </w:tc>
       </w:tr>
       <w:tr>
-        <w:tblPrEx>
-          <w:tblCellMar>
-            <w:top w:w="0" w:type="dxa"/>
-            <w:bottom w:w="0" w:type="dxa"/>
-          </w:tblCellMar>
-        </w:tblPrEx>
         <w:tc>
           <w:tcPr>
             <w:tcW w:w="3000" w:type="dxa"/>
@@ -8720,45 +8773,6 @@
         </w:tc>
       </w:tr>
     </w:tbl>
-    <w:p>
-      <w:pPr>
-        <w:pStyle w:val="ListParagraph"/>
-        <w:tabs>
-          <w:tab w:val="left" w:pos="720"/>
-        </w:tabs>
-        <w:spacing w:after="0"/>
-        <w:ind w:left="0" w:firstLine="0"/>
-        <w:jc w:val="both"/>
-        <w:rPr>
-          <w:rFonts w:ascii="Times New Roman" w:hAnsi="Times New Roman" w:cs="Times New Roman"/>
-          <w:b/>
-          <w:i/>
-          <w:sz w:val="26"/>
-          <w:szCs w:val="26"/>
-        </w:rPr>
-      </w:pPr>
-    </w:p>
-    <w:p>
-      <w:pPr>
-        <w:rPr>
-          <w:rFonts w:ascii="Times New Roman" w:hAnsi="Times New Roman" w:cs="Times New Roman"/>
-          <w:b/>
-          <w:i/>
-          <w:sz w:val="26"/>
-          <w:szCs w:val="26"/>
-        </w:rPr>
-      </w:pPr>
-      <w:r>
-        <w:rPr>
-          <w:rFonts w:ascii="Times New Roman" w:hAnsi="Times New Roman" w:cs="Times New Roman"/>
-          <w:b/>
-          <w:i/>
-          <w:sz w:val="26"/>
-          <w:szCs w:val="26"/>
-        </w:rPr>
-        <w:br w:type="page"/>
-      </w:r>
-    </w:p>
     <w:p>
       <w:pPr>
         <w:pStyle w:val="ListParagraph"/>
@@ -8788,7 +8802,6 @@
           <w:sz w:val="26"/>
           <w:szCs w:val="26"/>
         </w:rPr>
-        <w:lastRenderedPageBreak/>
         <w:t>Tourist API contracts (TravelGuide.API/Models/TouristDtos.cs)</w:t>
       </w:r>
     </w:p>
@@ -8815,12 +8828,6 @@
         <w:gridCol w:w="4675"/>
       </w:tblGrid>
       <w:tr>
-        <w:tblPrEx>
-          <w:tblCellMar>
-            <w:top w:w="0" w:type="dxa"/>
-            <w:bottom w:w="0" w:type="dxa"/>
-          </w:tblCellMar>
-        </w:tblPrEx>
         <w:tc>
           <w:tcPr>
             <w:tcW w:w="4500" w:type="dxa"/>
@@ -8877,12 +8884,6 @@
         </w:tc>
       </w:tr>
       <w:tr>
-        <w:tblPrEx>
-          <w:tblCellMar>
-            <w:top w:w="0" w:type="dxa"/>
-            <w:bottom w:w="0" w:type="dxa"/>
-          </w:tblCellMar>
-        </w:tblPrEx>
         <w:tc>
           <w:tcPr>
             <w:tcW w:w="4500" w:type="dxa"/>
@@ -8919,13 +8920,15 @@
                 <w:rFonts w:ascii="Times New Roman" w:hAnsi="Times New Roman" w:cs="Times New Roman"/>
                 <w:sz w:val="26"/>
                 <w:szCs w:val="26"/>
-              </w:rPr>
-            </w:pPr>
-            <w:r>
-              <w:rPr>
-                <w:rFonts w:ascii="Times New Roman" w:hAnsi="Times New Roman" w:cs="Times New Roman"/>
-                <w:sz w:val="26"/>
-                <w:szCs w:val="26"/>
+                <w:lang w:val="fr-FR"/>
+              </w:rPr>
+            </w:pPr>
+            <w:r>
+              <w:rPr>
+                <w:rFonts w:ascii="Times New Roman" w:hAnsi="Times New Roman" w:cs="Times New Roman"/>
+                <w:sz w:val="26"/>
+                <w:szCs w:val="26"/>
+                <w:lang w:val="fr-FR"/>
               </w:rPr>
               <w:t>Principal du khách sau khi xác thực</w:t>
             </w:r>
@@ -8933,12 +8936,6 @@
         </w:tc>
       </w:tr>
       <w:tr>
-        <w:tblPrEx>
-          <w:tblCellMar>
-            <w:top w:w="0" w:type="dxa"/>
-            <w:bottom w:w="0" w:type="dxa"/>
-          </w:tblCellMar>
-        </w:tblPrEx>
         <w:tc>
           <w:tcPr>
             <w:tcW w:w="4500" w:type="dxa"/>
@@ -8989,12 +8986,6 @@
         </w:tc>
       </w:tr>
       <w:tr>
-        <w:tblPrEx>
-          <w:tblCellMar>
-            <w:top w:w="0" w:type="dxa"/>
-            <w:bottom w:w="0" w:type="dxa"/>
-          </w:tblCellMar>
-        </w:tblPrEx>
         <w:tc>
           <w:tcPr>
             <w:tcW w:w="4500" w:type="dxa"/>
@@ -9045,12 +9036,6 @@
         </w:tc>
       </w:tr>
       <w:tr>
-        <w:tblPrEx>
-          <w:tblCellMar>
-            <w:top w:w="0" w:type="dxa"/>
-            <w:bottom w:w="0" w:type="dxa"/>
-          </w:tblCellMar>
-        </w:tblPrEx>
         <w:tc>
           <w:tcPr>
             <w:tcW w:w="4500" w:type="dxa"/>
@@ -9087,13 +9072,15 @@
                 <w:rFonts w:ascii="Times New Roman" w:hAnsi="Times New Roman" w:cs="Times New Roman"/>
                 <w:sz w:val="26"/>
                 <w:szCs w:val="26"/>
-              </w:rPr>
-            </w:pPr>
-            <w:r>
-              <w:rPr>
-                <w:rFonts w:ascii="Times New Roman" w:hAnsi="Times New Roman" w:cs="Times New Roman"/>
-                <w:sz w:val="26"/>
-                <w:szCs w:val="26"/>
+                <w:lang w:val="fr-FR"/>
+              </w:rPr>
+            </w:pPr>
+            <w:r>
+              <w:rPr>
+                <w:rFonts w:ascii="Times New Roman" w:hAnsi="Times New Roman" w:cs="Times New Roman"/>
+                <w:sz w:val="26"/>
+                <w:szCs w:val="26"/>
+                <w:lang w:val="fr-FR"/>
               </w:rPr>
               <w:t>Request xác nhận mở khóa POI</w:t>
             </w:r>
@@ -9101,12 +9088,6 @@
         </w:tc>
       </w:tr>
       <w:tr>
-        <w:tblPrEx>
-          <w:tblCellMar>
-            <w:top w:w="0" w:type="dxa"/>
-            <w:bottom w:w="0" w:type="dxa"/>
-          </w:tblCellMar>
-        </w:tblPrEx>
         <w:tc>
           <w:tcPr>
             <w:tcW w:w="4500" w:type="dxa"/>
@@ -9143,13 +9124,15 @@
                 <w:rFonts w:ascii="Times New Roman" w:hAnsi="Times New Roman" w:cs="Times New Roman"/>
                 <w:sz w:val="26"/>
                 <w:szCs w:val="26"/>
-              </w:rPr>
-            </w:pPr>
-            <w:r>
-              <w:rPr>
-                <w:rFonts w:ascii="Times New Roman" w:hAnsi="Times New Roman" w:cs="Times New Roman"/>
-                <w:sz w:val="26"/>
-                <w:szCs w:val="26"/>
+                <w:lang w:val="fr-FR"/>
+              </w:rPr>
+            </w:pPr>
+            <w:r>
+              <w:rPr>
+                <w:rFonts w:ascii="Times New Roman" w:hAnsi="Times New Roman" w:cs="Times New Roman"/>
+                <w:sz w:val="26"/>
+                <w:szCs w:val="26"/>
+                <w:lang w:val="fr-FR"/>
               </w:rPr>
               <w:t>Request ghi log quét QR</w:t>
             </w:r>
@@ -9157,12 +9140,6 @@
         </w:tc>
       </w:tr>
       <w:tr>
-        <w:tblPrEx>
-          <w:tblCellMar>
-            <w:top w:w="0" w:type="dxa"/>
-            <w:bottom w:w="0" w:type="dxa"/>
-          </w:tblCellMar>
-        </w:tblPrEx>
         <w:tc>
           <w:tcPr>
             <w:tcW w:w="4500" w:type="dxa"/>
@@ -9213,12 +9190,6 @@
         </w:tc>
       </w:tr>
       <w:tr>
-        <w:tblPrEx>
-          <w:tblCellMar>
-            <w:top w:w="0" w:type="dxa"/>
-            <w:bottom w:w="0" w:type="dxa"/>
-          </w:tblCellMar>
-        </w:tblPrEx>
         <w:tc>
           <w:tcPr>
             <w:tcW w:w="4500" w:type="dxa"/>
@@ -9269,12 +9240,6 @@
         </w:tc>
       </w:tr>
       <w:tr>
-        <w:tblPrEx>
-          <w:tblCellMar>
-            <w:top w:w="0" w:type="dxa"/>
-            <w:bottom w:w="0" w:type="dxa"/>
-          </w:tblCellMar>
-        </w:tblPrEx>
         <w:tc>
           <w:tcPr>
             <w:tcW w:w="4500" w:type="dxa"/>
@@ -9379,12 +9344,6 @@
         <w:gridCol w:w="4675"/>
       </w:tblGrid>
       <w:tr>
-        <w:tblPrEx>
-          <w:tblCellMar>
-            <w:top w:w="0" w:type="dxa"/>
-            <w:bottom w:w="0" w:type="dxa"/>
-          </w:tblCellMar>
-        </w:tblPrEx>
         <w:tc>
           <w:tcPr>
             <w:tcW w:w="4500" w:type="dxa"/>
@@ -9441,12 +9400,6 @@
         </w:tc>
       </w:tr>
       <w:tr>
-        <w:tblPrEx>
-          <w:tblCellMar>
-            <w:top w:w="0" w:type="dxa"/>
-            <w:bottom w:w="0" w:type="dxa"/>
-          </w:tblCellMar>
-        </w:tblPrEx>
         <w:tc>
           <w:tcPr>
             <w:tcW w:w="4500" w:type="dxa"/>
@@ -9497,12 +9450,6 @@
         </w:tc>
       </w:tr>
       <w:tr>
-        <w:tblPrEx>
-          <w:tblCellMar>
-            <w:top w:w="0" w:type="dxa"/>
-            <w:bottom w:w="0" w:type="dxa"/>
-          </w:tblCellMar>
-        </w:tblPrEx>
         <w:tc>
           <w:tcPr>
             <w:tcW w:w="4500" w:type="dxa"/>
@@ -9561,12 +9508,6 @@
         </w:tc>
       </w:tr>
       <w:tr>
-        <w:tblPrEx>
-          <w:tblCellMar>
-            <w:top w:w="0" w:type="dxa"/>
-            <w:bottom w:w="0" w:type="dxa"/>
-          </w:tblCellMar>
-        </w:tblPrEx>
         <w:tc>
           <w:tcPr>
             <w:tcW w:w="4500" w:type="dxa"/>
@@ -9587,6 +9528,7 @@
                 <w:sz w:val="26"/>
                 <w:szCs w:val="26"/>
               </w:rPr>
+              <w:lastRenderedPageBreak/>
               <w:t>CreateAccountRequest, UpdateAccountRequest, SetAccountLockRequest</w:t>
             </w:r>
           </w:p>
@@ -9603,13 +9545,15 @@
                 <w:rFonts w:ascii="Times New Roman" w:hAnsi="Times New Roman" w:cs="Times New Roman"/>
                 <w:sz w:val="26"/>
                 <w:szCs w:val="26"/>
-              </w:rPr>
-            </w:pPr>
-            <w:r>
-              <w:rPr>
-                <w:rFonts w:ascii="Times New Roman" w:hAnsi="Times New Roman" w:cs="Times New Roman"/>
-                <w:sz w:val="26"/>
-                <w:szCs w:val="26"/>
+                <w:lang w:val="fr-FR"/>
+              </w:rPr>
+            </w:pPr>
+            <w:r>
+              <w:rPr>
+                <w:rFonts w:ascii="Times New Roman" w:hAnsi="Times New Roman" w:cs="Times New Roman"/>
+                <w:sz w:val="26"/>
+                <w:szCs w:val="26"/>
+                <w:lang w:val="fr-FR"/>
               </w:rPr>
               <w:t>Request quản trị tài khoản</w:t>
             </w:r>
@@ -9617,12 +9561,6 @@
         </w:tc>
       </w:tr>
       <w:tr>
-        <w:tblPrEx>
-          <w:tblCellMar>
-            <w:top w:w="0" w:type="dxa"/>
-            <w:bottom w:w="0" w:type="dxa"/>
-          </w:tblCellMar>
-        </w:tblPrEx>
         <w:tc>
           <w:tcPr>
             <w:tcW w:w="4500" w:type="dxa"/>
@@ -9681,12 +9619,6 @@
         </w:tc>
       </w:tr>
       <w:tr>
-        <w:tblPrEx>
-          <w:tblCellMar>
-            <w:top w:w="0" w:type="dxa"/>
-            <w:bottom w:w="0" w:type="dxa"/>
-          </w:tblCellMar>
-        </w:tblPrEx>
         <w:tc>
           <w:tcPr>
             <w:tcW w:w="4500" w:type="dxa"/>
@@ -9737,12 +9669,6 @@
         </w:tc>
       </w:tr>
       <w:tr>
-        <w:tblPrEx>
-          <w:tblCellMar>
-            <w:top w:w="0" w:type="dxa"/>
-            <w:bottom w:w="0" w:type="dxa"/>
-          </w:tblCellMar>
-        </w:tblPrEx>
         <w:tc>
           <w:tcPr>
             <w:tcW w:w="4500" w:type="dxa"/>
@@ -9793,12 +9719,6 @@
         </w:tc>
       </w:tr>
       <w:tr>
-        <w:tblPrEx>
-          <w:tblCellMar>
-            <w:top w:w="0" w:type="dxa"/>
-            <w:bottom w:w="0" w:type="dxa"/>
-          </w:tblCellMar>
-        </w:tblPrEx>
         <w:tc>
           <w:tcPr>
             <w:tcW w:w="4500" w:type="dxa"/>
@@ -9849,12 +9769,6 @@
         </w:tc>
       </w:tr>
       <w:tr>
-        <w:tblPrEx>
-          <w:tblCellMar>
-            <w:top w:w="0" w:type="dxa"/>
-            <w:bottom w:w="0" w:type="dxa"/>
-          </w:tblCellMar>
-        </w:tblPrEx>
         <w:tc>
           <w:tcPr>
             <w:tcW w:w="4500" w:type="dxa"/>
@@ -9905,12 +9819,6 @@
         </w:tc>
       </w:tr>
       <w:tr>
-        <w:tblPrEx>
-          <w:tblCellMar>
-            <w:top w:w="0" w:type="dxa"/>
-            <w:bottom w:w="0" w:type="dxa"/>
-          </w:tblCellMar>
-        </w:tblPrEx>
         <w:tc>
           <w:tcPr>
             <w:tcW w:w="4500" w:type="dxa"/>
@@ -9931,7 +9839,6 @@
                 <w:sz w:val="26"/>
                 <w:szCs w:val="26"/>
               </w:rPr>
-              <w:lastRenderedPageBreak/>
               <w:t>PoiQrScanLogDto, PoiQrScanRevenueDto</w:t>
             </w:r>
           </w:p>
@@ -10030,12 +9937,6 @@
         <w:gridCol w:w="4675"/>
       </w:tblGrid>
       <w:tr>
-        <w:tblPrEx>
-          <w:tblCellMar>
-            <w:top w:w="0" w:type="dxa"/>
-            <w:bottom w:w="0" w:type="dxa"/>
-          </w:tblCellMar>
-        </w:tblPrEx>
         <w:tc>
           <w:tcPr>
             <w:tcW w:w="4500" w:type="dxa"/>
@@ -10092,12 +9993,6 @@
         </w:tc>
       </w:tr>
       <w:tr>
-        <w:tblPrEx>
-          <w:tblCellMar>
-            <w:top w:w="0" w:type="dxa"/>
-            <w:bottom w:w="0" w:type="dxa"/>
-          </w:tblCellMar>
-        </w:tblPrEx>
         <w:tc>
           <w:tcPr>
             <w:tcW w:w="4500" w:type="dxa"/>
@@ -10148,12 +10043,6 @@
         </w:tc>
       </w:tr>
       <w:tr>
-        <w:tblPrEx>
-          <w:tblCellMar>
-            <w:top w:w="0" w:type="dxa"/>
-            <w:bottom w:w="0" w:type="dxa"/>
-          </w:tblCellMar>
-        </w:tblPrEx>
         <w:tc>
           <w:tcPr>
             <w:tcW w:w="4500" w:type="dxa"/>
@@ -10204,12 +10093,6 @@
         </w:tc>
       </w:tr>
       <w:tr>
-        <w:tblPrEx>
-          <w:tblCellMar>
-            <w:top w:w="0" w:type="dxa"/>
-            <w:bottom w:w="0" w:type="dxa"/>
-          </w:tblCellMar>
-        </w:tblPrEx>
         <w:tc>
           <w:tcPr>
             <w:tcW w:w="4500" w:type="dxa"/>
@@ -10260,12 +10143,6 @@
         </w:tc>
       </w:tr>
       <w:tr>
-        <w:tblPrEx>
-          <w:tblCellMar>
-            <w:top w:w="0" w:type="dxa"/>
-            <w:bottom w:w="0" w:type="dxa"/>
-          </w:tblCellMar>
-        </w:tblPrEx>
         <w:tc>
           <w:tcPr>
             <w:tcW w:w="4500" w:type="dxa"/>
@@ -10316,12 +10193,6 @@
         </w:tc>
       </w:tr>
       <w:tr>
-        <w:tblPrEx>
-          <w:tblCellMar>
-            <w:top w:w="0" w:type="dxa"/>
-            <w:bottom w:w="0" w:type="dxa"/>
-          </w:tblCellMar>
-        </w:tblPrEx>
         <w:tc>
           <w:tcPr>
             <w:tcW w:w="4500" w:type="dxa"/>
@@ -10428,12 +10299,6 @@
         <w:gridCol w:w="3036"/>
       </w:tblGrid>
       <w:tr>
-        <w:tblPrEx>
-          <w:tblCellMar>
-            <w:top w:w="0" w:type="dxa"/>
-            <w:bottom w:w="0" w:type="dxa"/>
-          </w:tblCellMar>
-        </w:tblPrEx>
         <w:tc>
           <w:tcPr>
             <w:tcW w:w="3000" w:type="dxa"/>
@@ -10505,12 +10370,6 @@
         </w:tc>
       </w:tr>
       <w:tr>
-        <w:tblPrEx>
-          <w:tblCellMar>
-            <w:top w:w="0" w:type="dxa"/>
-            <w:bottom w:w="0" w:type="dxa"/>
-          </w:tblCellMar>
-        </w:tblPrEx>
         <w:tc>
           <w:tcPr>
             <w:tcW w:w="3000" w:type="dxa"/>
@@ -10597,12 +10456,6 @@
         </w:tc>
       </w:tr>
       <w:tr>
-        <w:tblPrEx>
-          <w:tblCellMar>
-            <w:top w:w="0" w:type="dxa"/>
-            <w:bottom w:w="0" w:type="dxa"/>
-          </w:tblCellMar>
-        </w:tblPrEx>
         <w:tc>
           <w:tcPr>
             <w:tcW w:w="3000" w:type="dxa"/>
@@ -10671,12 +10524,6 @@
         </w:tc>
       </w:tr>
       <w:tr>
-        <w:tblPrEx>
-          <w:tblCellMar>
-            <w:top w:w="0" w:type="dxa"/>
-            <w:bottom w:w="0" w:type="dxa"/>
-          </w:tblCellMar>
-        </w:tblPrEx>
         <w:tc>
           <w:tcPr>
             <w:tcW w:w="3000" w:type="dxa"/>
@@ -10693,6 +10540,7 @@
               <w:rPr>
                 <w:rFonts w:ascii="Times New Roman" w:hAnsi="Times New Roman" w:cs="Times New Roman"/>
               </w:rPr>
+              <w:lastRenderedPageBreak/>
               <w:t>TravelGuide</w:t>
             </w:r>
             <w:r>
@@ -10763,12 +10611,6 @@
         </w:tc>
       </w:tr>
       <w:tr>
-        <w:tblPrEx>
-          <w:tblCellMar>
-            <w:top w:w="0" w:type="dxa"/>
-            <w:bottom w:w="0" w:type="dxa"/>
-          </w:tblCellMar>
-        </w:tblPrEx>
         <w:tc>
           <w:tcPr>
             <w:tcW w:w="3000" w:type="dxa"/>
@@ -10837,12 +10679,6 @@
         </w:tc>
       </w:tr>
       <w:tr>
-        <w:tblPrEx>
-          <w:tblCellMar>
-            <w:top w:w="0" w:type="dxa"/>
-            <w:bottom w:w="0" w:type="dxa"/>
-          </w:tblCellMar>
-        </w:tblPrEx>
         <w:tc>
           <w:tcPr>
             <w:tcW w:w="3000" w:type="dxa"/>
@@ -10911,12 +10747,6 @@
         </w:tc>
       </w:tr>
       <w:tr>
-        <w:tblPrEx>
-          <w:tblCellMar>
-            <w:top w:w="0" w:type="dxa"/>
-            <w:bottom w:w="0" w:type="dxa"/>
-          </w:tblCellMar>
-        </w:tblPrEx>
         <w:tc>
           <w:tcPr>
             <w:tcW w:w="3000" w:type="dxa"/>
@@ -10985,12 +10815,6 @@
         </w:tc>
       </w:tr>
       <w:tr>
-        <w:tblPrEx>
-          <w:tblCellMar>
-            <w:top w:w="0" w:type="dxa"/>
-            <w:bottom w:w="0" w:type="dxa"/>
-          </w:tblCellMar>
-        </w:tblPrEx>
         <w:tc>
           <w:tcPr>
             <w:tcW w:w="3000" w:type="dxa"/>
@@ -11059,12 +10883,6 @@
         </w:tc>
       </w:tr>
       <w:tr>
-        <w:tblPrEx>
-          <w:tblCellMar>
-            <w:top w:w="0" w:type="dxa"/>
-            <w:bottom w:w="0" w:type="dxa"/>
-          </w:tblCellMar>
-        </w:tblPrEx>
         <w:tc>
           <w:tcPr>
             <w:tcW w:w="3000" w:type="dxa"/>
@@ -11127,12 +10945,6 @@
         </w:tc>
       </w:tr>
       <w:tr>
-        <w:tblPrEx>
-          <w:tblCellMar>
-            <w:top w:w="0" w:type="dxa"/>
-            <w:bottom w:w="0" w:type="dxa"/>
-          </w:tblCellMar>
-        </w:tblPrEx>
         <w:tc>
           <w:tcPr>
             <w:tcW w:w="3000" w:type="dxa"/>
@@ -11195,12 +11007,6 @@
         </w:tc>
       </w:tr>
       <w:tr>
-        <w:tblPrEx>
-          <w:tblCellMar>
-            <w:top w:w="0" w:type="dxa"/>
-            <w:bottom w:w="0" w:type="dxa"/>
-          </w:tblCellMar>
-        </w:tblPrEx>
         <w:tc>
           <w:tcPr>
             <w:tcW w:w="3000" w:type="dxa"/>
@@ -11263,12 +11069,6 @@
         </w:tc>
       </w:tr>
       <w:tr>
-        <w:tblPrEx>
-          <w:tblCellMar>
-            <w:top w:w="0" w:type="dxa"/>
-            <w:bottom w:w="0" w:type="dxa"/>
-          </w:tblCellMar>
-        </w:tblPrEx>
         <w:tc>
           <w:tcPr>
             <w:tcW w:w="3000" w:type="dxa"/>
@@ -11427,12 +11227,6 @@
         <w:gridCol w:w="4303"/>
       </w:tblGrid>
       <w:tr>
-        <w:tblPrEx>
-          <w:tblCellMar>
-            <w:top w:w="0" w:type="dxa"/>
-            <w:bottom w:w="0" w:type="dxa"/>
-          </w:tblCellMar>
-        </w:tblPrEx>
         <w:tc>
           <w:tcPr>
             <w:tcW w:w="3000" w:type="dxa"/>
@@ -11516,12 +11310,6 @@
         </w:tc>
       </w:tr>
       <w:tr>
-        <w:tblPrEx>
-          <w:tblCellMar>
-            <w:top w:w="0" w:type="dxa"/>
-            <w:bottom w:w="0" w:type="dxa"/>
-          </w:tblCellMar>
-        </w:tblPrEx>
         <w:tc>
           <w:tcPr>
             <w:tcW w:w="3000" w:type="dxa"/>
@@ -11612,12 +11400,6 @@
         </w:tc>
       </w:tr>
       <w:tr>
-        <w:tblPrEx>
-          <w:tblCellMar>
-            <w:top w:w="0" w:type="dxa"/>
-            <w:bottom w:w="0" w:type="dxa"/>
-          </w:tblCellMar>
-        </w:tblPrEx>
         <w:tc>
           <w:tcPr>
             <w:tcW w:w="3000" w:type="dxa"/>
@@ -11724,12 +11506,6 @@
         </w:tc>
       </w:tr>
       <w:tr>
-        <w:tblPrEx>
-          <w:tblCellMar>
-            <w:top w:w="0" w:type="dxa"/>
-            <w:bottom w:w="0" w:type="dxa"/>
-          </w:tblCellMar>
-        </w:tblPrEx>
         <w:tc>
           <w:tcPr>
             <w:tcW w:w="3000" w:type="dxa"/>
@@ -11820,12 +11596,6 @@
         </w:tc>
       </w:tr>
       <w:tr>
-        <w:tblPrEx>
-          <w:tblCellMar>
-            <w:top w:w="0" w:type="dxa"/>
-            <w:bottom w:w="0" w:type="dxa"/>
-          </w:tblCellMar>
-        </w:tblPrEx>
         <w:tc>
           <w:tcPr>
             <w:tcW w:w="3000" w:type="dxa"/>
@@ -11886,13 +11656,15 @@
                 <w:rFonts w:ascii="Times New Roman" w:hAnsi="Times New Roman" w:cs="Times New Roman"/>
                 <w:sz w:val="26"/>
                 <w:szCs w:val="26"/>
-              </w:rPr>
-            </w:pPr>
-            <w:r>
-              <w:rPr>
-                <w:rFonts w:ascii="Times New Roman" w:hAnsi="Times New Roman" w:cs="Times New Roman"/>
-                <w:sz w:val="26"/>
-                <w:szCs w:val="26"/>
+                <w:lang w:val="fr-FR"/>
+              </w:rPr>
+            </w:pPr>
+            <w:r>
+              <w:rPr>
+                <w:rFonts w:ascii="Times New Roman" w:hAnsi="Times New Roman" w:cs="Times New Roman"/>
+                <w:sz w:val="26"/>
+                <w:szCs w:val="26"/>
+                <w:lang w:val="fr-FR"/>
               </w:rPr>
               <w:t xml:space="preserve">Khai báo trong </w:t>
             </w:r>
@@ -11901,6 +11673,7 @@
                 <w:rFonts w:ascii="Times New Roman" w:hAnsi="Times New Roman" w:cs="Times New Roman"/>
                 <w:sz w:val="26"/>
                 <w:szCs w:val="26"/>
+                <w:lang w:val="fr-FR"/>
               </w:rPr>
               <w:t>AndroidM</w:t>
             </w:r>
@@ -11909,6 +11682,7 @@
                 <w:rFonts w:ascii="Times New Roman" w:hAnsi="Times New Roman" w:cs="Times New Roman"/>
                 <w:sz w:val="26"/>
                 <w:szCs w:val="26"/>
+                <w:lang w:val="fr-FR"/>
               </w:rPr>
               <w:t>anifest.xml</w:t>
             </w:r>
@@ -11916,12 +11690,6 @@
         </w:tc>
       </w:tr>
       <w:tr>
-        <w:tblPrEx>
-          <w:tblCellMar>
-            <w:top w:w="0" w:type="dxa"/>
-            <w:bottom w:w="0" w:type="dxa"/>
-          </w:tblCellMar>
-        </w:tblPrEx>
         <w:tc>
           <w:tcPr>
             <w:tcW w:w="3000" w:type="dxa"/>
@@ -11982,13 +11750,15 @@
                 <w:rFonts w:ascii="Times New Roman" w:hAnsi="Times New Roman" w:cs="Times New Roman"/>
                 <w:sz w:val="26"/>
                 <w:szCs w:val="26"/>
-              </w:rPr>
-            </w:pPr>
-            <w:r>
-              <w:rPr>
-                <w:rFonts w:ascii="Times New Roman" w:hAnsi="Times New Roman" w:cs="Times New Roman"/>
-                <w:sz w:val="26"/>
-                <w:szCs w:val="26"/>
+                <w:lang w:val="fr-FR"/>
+              </w:rPr>
+            </w:pPr>
+            <w:r>
+              <w:rPr>
+                <w:rFonts w:ascii="Times New Roman" w:hAnsi="Times New Roman" w:cs="Times New Roman"/>
+                <w:sz w:val="26"/>
+                <w:szCs w:val="26"/>
+                <w:lang w:val="fr-FR"/>
               </w:rPr>
               <w:t>Khai báo trong AndroidManifest.xml</w:t>
             </w:r>
@@ -11997,6 +11767,7 @@
                 <w:rFonts w:ascii="Times New Roman" w:hAnsi="Times New Roman" w:cs="Times New Roman"/>
                 <w:sz w:val="26"/>
                 <w:szCs w:val="26"/>
+                <w:lang w:val="fr-FR"/>
               </w:rPr>
               <w:t xml:space="preserve"> để quét QR</w:t>
             </w:r>
@@ -12004,12 +11775,6 @@
         </w:tc>
       </w:tr>
       <w:tr>
-        <w:tblPrEx>
-          <w:tblCellMar>
-            <w:top w:w="0" w:type="dxa"/>
-            <w:bottom w:w="0" w:type="dxa"/>
-          </w:tblCellMar>
-        </w:tblPrEx>
         <w:tc>
           <w:tcPr>
             <w:tcW w:w="3000" w:type="dxa"/>
@@ -12108,12 +11873,6 @@
         </w:tc>
       </w:tr>
       <w:tr>
-        <w:tblPrEx>
-          <w:tblCellMar>
-            <w:top w:w="0" w:type="dxa"/>
-            <w:bottom w:w="0" w:type="dxa"/>
-          </w:tblCellMar>
-        </w:tblPrEx>
         <w:tc>
           <w:tcPr>
             <w:tcW w:w="3000" w:type="dxa"/>
@@ -12196,12 +11955,6 @@
         </w:tc>
       </w:tr>
       <w:tr>
-        <w:tblPrEx>
-          <w:tblCellMar>
-            <w:top w:w="0" w:type="dxa"/>
-            <w:bottom w:w="0" w:type="dxa"/>
-          </w:tblCellMar>
-        </w:tblPrEx>
         <w:tc>
           <w:tcPr>
             <w:tcW w:w="3000" w:type="dxa"/>
@@ -12292,12 +12045,6 @@
         </w:tc>
       </w:tr>
       <w:tr>
-        <w:tblPrEx>
-          <w:tblCellMar>
-            <w:top w:w="0" w:type="dxa"/>
-            <w:bottom w:w="0" w:type="dxa"/>
-          </w:tblCellMar>
-        </w:tblPrEx>
         <w:tc>
           <w:tcPr>
             <w:tcW w:w="3000" w:type="dxa"/>
@@ -12474,12 +12221,6 @@
         <w:gridCol w:w="3117"/>
       </w:tblGrid>
       <w:tr>
-        <w:tblPrEx>
-          <w:tblCellMar>
-            <w:top w:w="0" w:type="dxa"/>
-            <w:bottom w:w="0" w:type="dxa"/>
-          </w:tblCellMar>
-        </w:tblPrEx>
         <w:tc>
           <w:tcPr>
             <w:tcW w:w="3000" w:type="dxa"/>
@@ -12563,12 +12304,6 @@
         </w:tc>
       </w:tr>
       <w:tr>
-        <w:tblPrEx>
-          <w:tblCellMar>
-            <w:top w:w="0" w:type="dxa"/>
-            <w:bottom w:w="0" w:type="dxa"/>
-          </w:tblCellMar>
-        </w:tblPrEx>
         <w:tc>
           <w:tcPr>
             <w:tcW w:w="3000" w:type="dxa"/>
@@ -12643,12 +12378,6 @@
         </w:tc>
       </w:tr>
       <w:tr>
-        <w:tblPrEx>
-          <w:tblCellMar>
-            <w:top w:w="0" w:type="dxa"/>
-            <w:bottom w:w="0" w:type="dxa"/>
-          </w:tblCellMar>
-        </w:tblPrEx>
         <w:tc>
           <w:tcPr>
             <w:tcW w:w="3000" w:type="dxa"/>
@@ -12731,12 +12460,6 @@
         </w:tc>
       </w:tr>
       <w:tr>
-        <w:tblPrEx>
-          <w:tblCellMar>
-            <w:top w:w="0" w:type="dxa"/>
-            <w:bottom w:w="0" w:type="dxa"/>
-          </w:tblCellMar>
-        </w:tblPrEx>
         <w:tc>
           <w:tcPr>
             <w:tcW w:w="3000" w:type="dxa"/>
@@ -12812,12 +12535,6 @@
         </w:tc>
       </w:tr>
       <w:tr>
-        <w:tblPrEx>
-          <w:tblCellMar>
-            <w:top w:w="0" w:type="dxa"/>
-            <w:bottom w:w="0" w:type="dxa"/>
-          </w:tblCellMar>
-        </w:tblPrEx>
         <w:tc>
           <w:tcPr>
             <w:tcW w:w="3000" w:type="dxa"/>
@@ -12892,12 +12609,6 @@
         </w:tc>
       </w:tr>
       <w:tr>
-        <w:tblPrEx>
-          <w:tblCellMar>
-            <w:top w:w="0" w:type="dxa"/>
-            <w:bottom w:w="0" w:type="dxa"/>
-          </w:tblCellMar>
-        </w:tblPrEx>
         <w:tc>
           <w:tcPr>
             <w:tcW w:w="3000" w:type="dxa"/>
@@ -12972,12 +12683,6 @@
         </w:tc>
       </w:tr>
       <w:tr>
-        <w:tblPrEx>
-          <w:tblCellMar>
-            <w:top w:w="0" w:type="dxa"/>
-            <w:bottom w:w="0" w:type="dxa"/>
-          </w:tblCellMar>
-        </w:tblPrEx>
         <w:tc>
           <w:tcPr>
             <w:tcW w:w="3000" w:type="dxa"/>
@@ -13052,12 +12757,6 @@
         </w:tc>
       </w:tr>
       <w:tr>
-        <w:tblPrEx>
-          <w:tblCellMar>
-            <w:top w:w="0" w:type="dxa"/>
-            <w:bottom w:w="0" w:type="dxa"/>
-          </w:tblCellMar>
-        </w:tblPrEx>
         <w:tc>
           <w:tcPr>
             <w:tcW w:w="3000" w:type="dxa"/>
@@ -13132,12 +12831,6 @@
         </w:tc>
       </w:tr>
       <w:tr>
-        <w:tblPrEx>
-          <w:tblCellMar>
-            <w:top w:w="0" w:type="dxa"/>
-            <w:bottom w:w="0" w:type="dxa"/>
-          </w:tblCellMar>
-        </w:tblPrEx>
         <w:tc>
           <w:tcPr>
             <w:tcW w:w="3000" w:type="dxa"/>
@@ -13150,31 +12843,17 @@
                 <w:rFonts w:ascii="Times New Roman" w:hAnsi="Times New Roman" w:cs="Times New Roman"/>
                 <w:sz w:val="26"/>
                 <w:szCs w:val="26"/>
-              </w:rPr>
-            </w:pPr>
-            <w:r>
-              <w:rPr>
-                <w:rFonts w:ascii="Times New Roman" w:hAnsi="Times New Roman" w:cs="Times New Roman"/>
-                <w:sz w:val="26"/>
-                <w:szCs w:val="26"/>
-              </w:rPr>
-              <w:t xml:space="preserve">PlaceDetailPage, MapPage, HomePage, MainPage, AudioPage, TouristLoginPage, TouristRegisterPage, </w:t>
-            </w:r>
-            <w:r>
-              <w:rPr>
-                <w:rFonts w:ascii="Times New Roman" w:hAnsi="Times New Roman" w:cs="Times New Roman"/>
-                <w:sz w:val="26"/>
-                <w:szCs w:val="26"/>
-              </w:rPr>
-              <w:t>QrSc</w:t>
-            </w:r>
-            <w:r>
-              <w:rPr>
-                <w:rFonts w:ascii="Times New Roman" w:hAnsi="Times New Roman" w:cs="Times New Roman"/>
-                <w:sz w:val="26"/>
-                <w:szCs w:val="26"/>
-              </w:rPr>
-              <w:t>annerPage, QrScanHistoryPage</w:t>
+                <w:lang w:val="fr-FR"/>
+              </w:rPr>
+            </w:pPr>
+            <w:r>
+              <w:rPr>
+                <w:rFonts w:ascii="Times New Roman" w:hAnsi="Times New Roman" w:cs="Times New Roman"/>
+                <w:sz w:val="26"/>
+                <w:szCs w:val="26"/>
+                <w:lang w:val="fr-FR"/>
+              </w:rPr>
+              <w:t>PlaceDetailPage, MapPage, HomePage, MainPage, AudioPage, TouristLoginPage, TouristRegisterPage, QrScannerPage, QrScanHistoryPage</w:t>
             </w:r>
           </w:p>
         </w:tc>
@@ -13300,12 +12979,6 @@
         <w:gridCol w:w="3117"/>
       </w:tblGrid>
       <w:tr>
-        <w:tblPrEx>
-          <w:tblCellMar>
-            <w:top w:w="0" w:type="dxa"/>
-            <w:bottom w:w="0" w:type="dxa"/>
-          </w:tblCellMar>
-        </w:tblPrEx>
         <w:tc>
           <w:tcPr>
             <w:tcW w:w="3000" w:type="dxa"/>
@@ -13389,12 +13062,6 @@
         </w:tc>
       </w:tr>
       <w:tr>
-        <w:tblPrEx>
-          <w:tblCellMar>
-            <w:top w:w="0" w:type="dxa"/>
-            <w:bottom w:w="0" w:type="dxa"/>
-          </w:tblCellMar>
-        </w:tblPrEx>
         <w:tc>
           <w:tcPr>
             <w:tcW w:w="3000" w:type="dxa"/>
@@ -13469,12 +13136,6 @@
         </w:tc>
       </w:tr>
       <w:tr>
-        <w:tblPrEx>
-          <w:tblCellMar>
-            <w:top w:w="0" w:type="dxa"/>
-            <w:bottom w:w="0" w:type="dxa"/>
-          </w:tblCellMar>
-        </w:tblPrEx>
         <w:tc>
           <w:tcPr>
             <w:tcW w:w="3000" w:type="dxa"/>
@@ -13535,13 +13196,15 @@
                 <w:rFonts w:ascii="Times New Roman" w:hAnsi="Times New Roman" w:cs="Times New Roman"/>
                 <w:sz w:val="26"/>
                 <w:szCs w:val="26"/>
-              </w:rPr>
-            </w:pPr>
-            <w:r>
-              <w:rPr>
-                <w:rFonts w:ascii="Times New Roman" w:hAnsi="Times New Roman" w:cs="Times New Roman"/>
-                <w:sz w:val="26"/>
-                <w:szCs w:val="26"/>
+                <w:lang w:val="fr-FR"/>
+              </w:rPr>
+            </w:pPr>
+            <w:r>
+              <w:rPr>
+                <w:rFonts w:ascii="Times New Roman" w:hAnsi="Times New Roman" w:cs="Times New Roman"/>
+                <w:sz w:val="26"/>
+                <w:szCs w:val="26"/>
+                <w:lang w:val="fr-FR"/>
               </w:rPr>
               <w:t>Đọc/chuẩn hóa dữ liệu POI public</w:t>
             </w:r>
@@ -13549,12 +13212,6 @@
         </w:tc>
       </w:tr>
       <w:tr>
-        <w:tblPrEx>
-          <w:tblCellMar>
-            <w:top w:w="0" w:type="dxa"/>
-            <w:bottom w:w="0" w:type="dxa"/>
-          </w:tblCellMar>
-        </w:tblPrEx>
         <w:tc>
           <w:tcPr>
             <w:tcW w:w="3000" w:type="dxa"/>
@@ -13711,12 +13368,6 @@
         <w:gridCol w:w="3117"/>
       </w:tblGrid>
       <w:tr>
-        <w:tblPrEx>
-          <w:tblCellMar>
-            <w:top w:w="0" w:type="dxa"/>
-            <w:bottom w:w="0" w:type="dxa"/>
-          </w:tblCellMar>
-        </w:tblPrEx>
         <w:tc>
           <w:tcPr>
             <w:tcW w:w="3000" w:type="dxa"/>
@@ -13797,12 +13448,6 @@
         </w:tc>
       </w:tr>
       <w:tr>
-        <w:tblPrEx>
-          <w:tblCellMar>
-            <w:top w:w="0" w:type="dxa"/>
-            <w:bottom w:w="0" w:type="dxa"/>
-          </w:tblCellMar>
-        </w:tblPrEx>
         <w:tc>
           <w:tcPr>
             <w:tcW w:w="3000" w:type="dxa"/>
@@ -13874,12 +13519,6 @@
         </w:tc>
       </w:tr>
       <w:tr>
-        <w:tblPrEx>
-          <w:tblCellMar>
-            <w:top w:w="0" w:type="dxa"/>
-            <w:bottom w:w="0" w:type="dxa"/>
-          </w:tblCellMar>
-        </w:tblPrEx>
         <w:tc>
           <w:tcPr>
             <w:tcW w:w="3000" w:type="dxa"/>
@@ -13901,8 +13540,6 @@
               </w:rPr>
               <w:t>TravelGuideDb</w:t>
             </w:r>
-            <w:bookmarkStart w:id="0" w:name="_GoBack"/>
-            <w:bookmarkEnd w:id="0"/>
           </w:p>
         </w:tc>
         <w:tc>
@@ -13982,7 +13619,7 @@
 </file>
 
 <file path=word/numbering.xml><?xml version="1.0" encoding="utf-8"?>
-<w:numbering xmlns:wpc="http://schemas.microsoft.com/office/word/2010/wordprocessingCanvas" xmlns:cx="http://schemas.microsoft.com/office/drawing/2014/chartex" xmlns:mc="http://schemas.openxmlformats.org/markup-compatibility/2006" xmlns:o="urn:schemas-microsoft-com:office:office" xmlns:r="http://schemas.openxmlformats.org/officeDocument/2006/relationships" xmlns:m="http://schemas.openxmlformats.org/officeDocument/2006/math" xmlns:v="urn:schemas-microsoft-com:vml" xmlns:wp14="http://schemas.microsoft.com/office/word/2010/wordprocessingDrawing" xmlns:wp="http://schemas.openxmlformats.org/drawingml/2006/wordprocessingDrawing" xmlns:w10="urn:schemas-microsoft-com:office:word" xmlns:w="http://schemas.openxmlformats.org/wordprocessingml/2006/main" xmlns:w14="http://schemas.microsoft.com/office/word/2010/wordml" xmlns:w15="http://schemas.microsoft.com/office/word/2012/wordml" xmlns:w16se="http://schemas.microsoft.com/office/word/2015/wordml/symex" xmlns:wpg="http://schemas.microsoft.com/office/word/2010/wordprocessingGroup" xmlns:wpi="http://schemas.microsoft.com/office/word/2010/wordprocessingInk" xmlns:wne="http://schemas.microsoft.com/office/word/2006/wordml" xmlns:wps="http://schemas.microsoft.com/office/word/2010/wordprocessingShape" mc:Ignorable="w14 w15 w16se wp14">
+<w:numbering xmlns:wpc="http://schemas.microsoft.com/office/word/2010/wordprocessingCanvas" xmlns:cx="http://schemas.microsoft.com/office/drawing/2014/chartex" xmlns:cx1="http://schemas.microsoft.com/office/drawing/2015/9/8/chartex" xmlns:cx2="http://schemas.microsoft.com/office/drawing/2015/10/21/chartex" xmlns:cx3="http://schemas.microsoft.com/office/drawing/2016/5/9/chartex" xmlns:cx4="http://schemas.microsoft.com/office/drawing/2016/5/10/chartex" xmlns:cx5="http://schemas.microsoft.com/office/drawing/2016/5/11/chartex" xmlns:cx6="http://schemas.microsoft.com/office/drawing/2016/5/12/chartex" xmlns:cx7="http://schemas.microsoft.com/office/drawing/2016/5/13/chartex" xmlns:cx8="http://schemas.microsoft.com/office/drawing/2016/5/14/chartex" xmlns:mc="http://schemas.openxmlformats.org/markup-compatibility/2006" xmlns:aink="http://schemas.microsoft.com/office/drawing/2016/ink" xmlns:am3d="http://schemas.microsoft.com/office/drawing/2017/model3d" xmlns:o="urn:schemas-microsoft-com:office:office" xmlns:oel="http://schemas.microsoft.com/office/2019/extlst" xmlns:r="http://schemas.openxmlformats.org/officeDocument/2006/relationships" xmlns:m="http://schemas.openxmlformats.org/officeDocument/2006/math" xmlns:v="urn:schemas-microsoft-com:vml" xmlns:wp14="http://schemas.microsoft.com/office/word/2010/wordprocessingDrawing" xmlns:wp="http://schemas.openxmlformats.org/drawingml/2006/wordprocessingDrawing" xmlns:w10="urn:schemas-microsoft-com:office:word" xmlns:w="http://schemas.openxmlformats.org/wordprocessingml/2006/main" xmlns:w14="http://schemas.microsoft.com/office/word/2010/wordml" xmlns:w15="http://schemas.microsoft.com/office/word/2012/wordml" xmlns:w16cex="http://schemas.microsoft.com/office/word/2018/wordml/cex" xmlns:w16cid="http://schemas.microsoft.com/office/word/2016/wordml/cid" xmlns:w16="http://schemas.microsoft.com/office/word/2018/wordml" xmlns:w16du="http://schemas.microsoft.com/office/word/2023/wordml/word16du" xmlns:w16sdtdh="http://schemas.microsoft.com/office/word/2020/wordml/sdtdatahash" xmlns:w16sdtfl="http://schemas.microsoft.com/office/word/2024/wordml/sdtformatlock" xmlns:w16se="http://schemas.microsoft.com/office/word/2015/wordml/symex" xmlns:wpg="http://schemas.microsoft.com/office/word/2010/wordprocessingGroup" xmlns:wpi="http://schemas.microsoft.com/office/word/2010/wordprocessingInk" xmlns:wne="http://schemas.microsoft.com/office/word/2006/wordml" xmlns:wps="http://schemas.microsoft.com/office/word/2010/wordprocessingShape" mc:Ignorable="w14 w15 w16se w16cid w16 w16cex w16sdtdh w16sdtfl w16du wp14">
   <w:abstractNum w:abstractNumId="0" w15:restartNumberingAfterBreak="0">
     <w:nsid w:val="0C066458"/>
     <w:multiLevelType w:val="hybridMultilevel"/>
@@ -18073,143 +17710,143 @@
       </w:rPr>
     </w:lvl>
   </w:abstractNum>
-  <w:num w:numId="1">
+  <w:num w:numId="1" w16cid:durableId="59445968">
     <w:abstractNumId w:val="7"/>
   </w:num>
-  <w:num w:numId="2">
+  <w:num w:numId="2" w16cid:durableId="26804939">
     <w:abstractNumId w:val="0"/>
     <w:lvlOverride w:ilvl="0">
       <w:startOverride w:val="1"/>
     </w:lvlOverride>
   </w:num>
-  <w:num w:numId="3">
+  <w:num w:numId="3" w16cid:durableId="563376120">
     <w:abstractNumId w:val="16"/>
   </w:num>
-  <w:num w:numId="4">
+  <w:num w:numId="4" w16cid:durableId="1498111276">
     <w:abstractNumId w:val="24"/>
   </w:num>
-  <w:num w:numId="5">
+  <w:num w:numId="5" w16cid:durableId="1119762291">
     <w:abstractNumId w:val="6"/>
   </w:num>
-  <w:num w:numId="6">
+  <w:num w:numId="6" w16cid:durableId="392509407">
     <w:abstractNumId w:val="0"/>
   </w:num>
-  <w:num w:numId="7">
+  <w:num w:numId="7" w16cid:durableId="1249727976">
     <w:abstractNumId w:val="31"/>
   </w:num>
-  <w:num w:numId="8">
+  <w:num w:numId="8" w16cid:durableId="150492642">
     <w:abstractNumId w:val="11"/>
   </w:num>
-  <w:num w:numId="9">
+  <w:num w:numId="9" w16cid:durableId="536508076">
     <w:abstractNumId w:val="26"/>
   </w:num>
-  <w:num w:numId="10">
+  <w:num w:numId="10" w16cid:durableId="1974604187">
     <w:abstractNumId w:val="3"/>
   </w:num>
-  <w:num w:numId="11">
+  <w:num w:numId="11" w16cid:durableId="113211112">
     <w:abstractNumId w:val="10"/>
   </w:num>
-  <w:num w:numId="12">
+  <w:num w:numId="12" w16cid:durableId="193465318">
     <w:abstractNumId w:val="27"/>
   </w:num>
-  <w:num w:numId="13">
+  <w:num w:numId="13" w16cid:durableId="782531349">
     <w:abstractNumId w:val="13"/>
   </w:num>
-  <w:num w:numId="14">
+  <w:num w:numId="14" w16cid:durableId="1604411567">
     <w:abstractNumId w:val="4"/>
   </w:num>
-  <w:num w:numId="15">
+  <w:num w:numId="15" w16cid:durableId="116336815">
     <w:abstractNumId w:val="35"/>
   </w:num>
-  <w:num w:numId="16">
+  <w:num w:numId="16" w16cid:durableId="1374385386">
     <w:abstractNumId w:val="17"/>
   </w:num>
-  <w:num w:numId="17">
+  <w:num w:numId="17" w16cid:durableId="1996254818">
     <w:abstractNumId w:val="25"/>
   </w:num>
-  <w:num w:numId="18">
+  <w:num w:numId="18" w16cid:durableId="797916181">
     <w:abstractNumId w:val="30"/>
   </w:num>
-  <w:num w:numId="19">
+  <w:num w:numId="19" w16cid:durableId="146556806">
     <w:abstractNumId w:val="22"/>
   </w:num>
-  <w:num w:numId="20">
+  <w:num w:numId="20" w16cid:durableId="1491746711">
     <w:abstractNumId w:val="29"/>
   </w:num>
-  <w:num w:numId="21">
+  <w:num w:numId="21" w16cid:durableId="1611161767">
     <w:abstractNumId w:val="1"/>
   </w:num>
-  <w:num w:numId="22">
+  <w:num w:numId="22" w16cid:durableId="1637173863">
     <w:abstractNumId w:val="23"/>
   </w:num>
-  <w:num w:numId="23">
+  <w:num w:numId="23" w16cid:durableId="2060281108">
     <w:abstractNumId w:val="28"/>
   </w:num>
-  <w:num w:numId="24">
+  <w:num w:numId="24" w16cid:durableId="1021931334">
     <w:abstractNumId w:val="37"/>
   </w:num>
-  <w:num w:numId="25">
+  <w:num w:numId="25" w16cid:durableId="156651271">
     <w:abstractNumId w:val="32"/>
   </w:num>
-  <w:num w:numId="26">
+  <w:num w:numId="26" w16cid:durableId="405029455">
     <w:abstractNumId w:val="12"/>
   </w:num>
-  <w:num w:numId="27">
+  <w:num w:numId="27" w16cid:durableId="904799824">
     <w:abstractNumId w:val="33"/>
   </w:num>
-  <w:num w:numId="28">
+  <w:num w:numId="28" w16cid:durableId="1559047130">
     <w:abstractNumId w:val="21"/>
   </w:num>
-  <w:num w:numId="29">
+  <w:num w:numId="29" w16cid:durableId="1874804260">
     <w:abstractNumId w:val="19"/>
   </w:num>
-  <w:num w:numId="30">
+  <w:num w:numId="30" w16cid:durableId="837308371">
     <w:abstractNumId w:val="20"/>
   </w:num>
-  <w:num w:numId="31">
+  <w:num w:numId="31" w16cid:durableId="23599993">
     <w:abstractNumId w:val="8"/>
   </w:num>
-  <w:num w:numId="32">
+  <w:num w:numId="32" w16cid:durableId="506822248">
     <w:abstractNumId w:val="5"/>
   </w:num>
-  <w:num w:numId="33">
+  <w:num w:numId="33" w16cid:durableId="202838272">
     <w:abstractNumId w:val="38"/>
   </w:num>
-  <w:num w:numId="34">
+  <w:num w:numId="34" w16cid:durableId="924388313">
     <w:abstractNumId w:val="36"/>
   </w:num>
-  <w:num w:numId="35">
+  <w:num w:numId="35" w16cid:durableId="1957633080">
     <w:abstractNumId w:val="14"/>
   </w:num>
-  <w:num w:numId="36">
+  <w:num w:numId="36" w16cid:durableId="1850414321">
     <w:abstractNumId w:val="18"/>
   </w:num>
-  <w:num w:numId="37">
+  <w:num w:numId="37" w16cid:durableId="1844275391">
     <w:abstractNumId w:val="2"/>
   </w:num>
-  <w:num w:numId="38">
+  <w:num w:numId="38" w16cid:durableId="1138112519">
     <w:abstractNumId w:val="34"/>
   </w:num>
-  <w:num w:numId="39">
+  <w:num w:numId="39" w16cid:durableId="631864334">
     <w:abstractNumId w:val="41"/>
   </w:num>
-  <w:num w:numId="40">
+  <w:num w:numId="40" w16cid:durableId="1856503901">
     <w:abstractNumId w:val="9"/>
   </w:num>
-  <w:num w:numId="41">
+  <w:num w:numId="41" w16cid:durableId="1967278097">
     <w:abstractNumId w:val="40"/>
   </w:num>
-  <w:num w:numId="42">
+  <w:num w:numId="42" w16cid:durableId="251011554">
     <w:abstractNumId w:val="15"/>
   </w:num>
-  <w:num w:numId="43">
+  <w:num w:numId="43" w16cid:durableId="605699755">
     <w:abstractNumId w:val="39"/>
   </w:num>
 </w:numbering>
 </file>
 
 <file path=word/styles.xml><?xml version="1.0" encoding="utf-8"?>
-<w:styles xmlns:mc="http://schemas.openxmlformats.org/markup-compatibility/2006" xmlns:r="http://schemas.openxmlformats.org/officeDocument/2006/relationships" xmlns:w="http://schemas.openxmlformats.org/wordprocessingml/2006/main" xmlns:w14="http://schemas.microsoft.com/office/word/2010/wordml" xmlns:w15="http://schemas.microsoft.com/office/word/2012/wordml" xmlns:w16se="http://schemas.microsoft.com/office/word/2015/wordml/symex" mc:Ignorable="w14 w15 w16se">
+<w:styles xmlns:mc="http://schemas.openxmlformats.org/markup-compatibility/2006" xmlns:r="http://schemas.openxmlformats.org/officeDocument/2006/relationships" xmlns:w="http://schemas.openxmlformats.org/wordprocessingml/2006/main" xmlns:w14="http://schemas.microsoft.com/office/word/2010/wordml" xmlns:w15="http://schemas.microsoft.com/office/word/2012/wordml" xmlns:w16cex="http://schemas.microsoft.com/office/word/2018/wordml/cex" xmlns:w16cid="http://schemas.microsoft.com/office/word/2016/wordml/cid" xmlns:w16="http://schemas.microsoft.com/office/word/2018/wordml" xmlns:w16du="http://schemas.microsoft.com/office/word/2023/wordml/word16du" xmlns:w16sdtdh="http://schemas.microsoft.com/office/word/2020/wordml/sdtdatahash" xmlns:w16sdtfl="http://schemas.microsoft.com/office/word/2024/wordml/sdtformatlock" xmlns:w16se="http://schemas.microsoft.com/office/word/2015/wordml/symex" mc:Ignorable="w14 w15 w16se w16cid w16 w16cex w16sdtdh w16sdtfl w16du">
   <w:docDefaults>
     <w:rPrDefault>
       <w:rPr>
@@ -18226,7 +17863,7 @@
       </w:pPr>
     </w:pPrDefault>
   </w:docDefaults>
-  <w:latentStyles w:defLockedState="0" w:defUIPriority="99" w:defSemiHidden="0" w:defUnhideWhenUsed="0" w:defQFormat="0" w:count="371">
+  <w:latentStyles w:defLockedState="0" w:defUIPriority="99" w:defSemiHidden="0" w:defUnhideWhenUsed="0" w:defQFormat="0" w:count="376">
     <w:lsdException w:name="Normal" w:uiPriority="0" w:qFormat="1"/>
     <w:lsdException w:name="heading 1" w:uiPriority="9" w:qFormat="1"/>
     <w:lsdException w:name="heading 2" w:semiHidden="1" w:uiPriority="9" w:unhideWhenUsed="1" w:qFormat="1"/>
@@ -18598,6 +18235,11 @@
     <w:lsdException w:name="List Table 5 Dark Accent 6" w:uiPriority="50"/>
     <w:lsdException w:name="List Table 6 Colorful Accent 6" w:uiPriority="51"/>
     <w:lsdException w:name="List Table 7 Colorful Accent 6" w:uiPriority="52"/>
+    <w:lsdException w:name="Mention" w:semiHidden="1" w:unhideWhenUsed="1"/>
+    <w:lsdException w:name="Smart Hyperlink" w:semiHidden="1" w:unhideWhenUsed="1"/>
+    <w:lsdException w:name="Hashtag" w:semiHidden="1" w:unhideWhenUsed="1"/>
+    <w:lsdException w:name="Unresolved Mention" w:semiHidden="1" w:unhideWhenUsed="1"/>
+    <w:lsdException w:name="Smart Link" w:semiHidden="1" w:unhideWhenUsed="1"/>
   </w:latentStyles>
   <w:style w:type="paragraph" w:default="1" w:styleId="Normal">
     <w:name w:val="Normal"/>
